--- a/output/modelos_escrito/tabla6_M3_escuela.docx
+++ b/output/modelos_escrito/tabla6_M3_escuela.docx
@@ -762,7 +762,7 @@
                 <w:szCs w:val="20"/>
                 <w:color w:val="000000"/>
               </w:rPr>
-              <w:t xml:space="preserve">4.91***</w:t>
+              <w:t xml:space="preserve">5.39***</w:t>
             </w:r>
             <w:r>
               <w:rPr>
@@ -788,7 +788,7 @@
                 <w:szCs w:val="20"/>
                 <w:color w:val="000000"/>
               </w:rPr>
-              <w:t xml:space="preserve">[2.55, 9.47]</w:t>
+              <w:t xml:space="preserve">[2.70, 10.72]</w:t>
             </w:r>
           </w:p>
         </w:tc>
@@ -1068,7 +1068,7 @@
                 <w:szCs w:val="20"/>
                 <w:color w:val="000000"/>
               </w:rPr>
-              <w:t xml:space="preserve">+35.8</w:t>
+              <w:t xml:space="preserve">+38.1</w:t>
             </w:r>
           </w:p>
         </w:tc>
@@ -1348,7 +1348,7 @@
                 <w:szCs w:val="20"/>
                 <w:color w:val="000000"/>
               </w:rPr>
-              <w:t xml:space="preserve">52</w:t>
+              <w:t xml:space="preserve">53</w:t>
             </w:r>
           </w:p>
         </w:tc>
@@ -1741,7 +1741,7 @@
                 <w:szCs w:val="20"/>
                 <w:color w:val="000000"/>
               </w:rPr>
-              <w:t xml:space="preserve">1.10</w:t>
+              <w:t xml:space="preserve">1.13*</w:t>
             </w:r>
             <w:r>
               <w:rPr>
@@ -1767,7 +1767,7 @@
                 <w:szCs w:val="20"/>
                 <w:color w:val="000000"/>
               </w:rPr>
-              <w:t xml:space="preserve">[1.00, 1.22]</w:t>
+              <w:t xml:space="preserve">[1.01, 1.25]</w:t>
             </w:r>
           </w:p>
         </w:tc>
@@ -2047,7 +2047,7 @@
                 <w:szCs w:val="20"/>
                 <w:color w:val="000000"/>
               </w:rPr>
-              <w:t xml:space="preserve">+15.1</w:t>
+              <w:t xml:space="preserve">+18.8</w:t>
             </w:r>
           </w:p>
         </w:tc>
@@ -2327,7 +2327,7 @@
                 <w:szCs w:val="20"/>
                 <w:color w:val="000000"/>
               </w:rPr>
-              <w:t xml:space="preserve">15</w:t>
+              <w:t xml:space="preserve">24</w:t>
             </w:r>
           </w:p>
         </w:tc>
@@ -2720,7 +2720,7 @@
                 <w:szCs w:val="20"/>
                 <w:color w:val="000000"/>
               </w:rPr>
-              <w:t xml:space="preserve">0.80*</w:t>
+              <w:t xml:space="preserve">0.79*</w:t>
             </w:r>
             <w:r>
               <w:rPr>
@@ -2746,7 +2746,7 @@
                 <w:szCs w:val="20"/>
                 <w:color w:val="000000"/>
               </w:rPr>
-              <w:t xml:space="preserve">[0.65, 0.99]</w:t>
+              <w:t xml:space="preserve">[0.64, 0.98]</w:t>
             </w:r>
           </w:p>
         </w:tc>
@@ -3026,7 +3026,7 @@
                 <w:szCs w:val="20"/>
                 <w:color w:val="000000"/>
               </w:rPr>
-              <w:t xml:space="preserve">−16.6</w:t>
+              <w:t xml:space="preserve">−17.5</w:t>
             </w:r>
           </w:p>
         </w:tc>
@@ -3306,7 +3306,7 @@
                 <w:szCs w:val="20"/>
                 <w:color w:val="000000"/>
               </w:rPr>
-              <w:t xml:space="preserve">14</w:t>
+              <w:t xml:space="preserve">15</w:t>
             </w:r>
           </w:p>
         </w:tc>

--- a/output/modelos_escrito/tabla6_M3_escuela.docx
+++ b/output/modelos_escrito/tabla6_M3_escuela.docx
@@ -61,11 +61,11 @@
         <w:tblLook w:firstRow="1" w:lastRow="0" w:firstColumn="0" w:lastColumn="0" w:noHBand="0" w:noVBand="1"/>
       </w:tblPr>
       <w:tblGrid>
-        <w:gridCol w:w="2948"/>
-        <w:gridCol w:w="1531"/>
-        <w:gridCol w:w="1531"/>
-        <w:gridCol w:w="1531"/>
-        <w:gridCol w:w="1531"/>
+        <w:gridCol w:w="2041"/>
+        <w:gridCol w:w="1757"/>
+        <w:gridCol w:w="1757"/>
+        <w:gridCol w:w="1757"/>
+        <w:gridCol w:w="1757"/>
       </w:tblGrid>
       <w:tr>
         <w:trPr>
@@ -466,6 +466,32 @@
               </w:rPr>
               <w:t xml:space="preserve">OR [IC 95%]</w:t>
             </w:r>
+            <w:r>
+              <w:rPr>
+                <w:rFonts w:ascii="Times New Roman" w:hAnsi="Times New Roman" w:eastAsia="Times New Roman" w:cs="Times New Roman"/>
+                <w:i w:val="false"/>
+                <w:b w:val="false"/>
+                <w:u w:val="none"/>
+                <w:strike w:val="false"/>
+                <w:sz w:val="20"/>
+                <w:szCs w:val="20"/>
+                <w:color w:val="000000"/>
+              </w:rPr>
+              <w:br/>
+            </w:r>
+            <w:r>
+              <w:rPr>
+                <w:rFonts w:ascii="Times New Roman" w:hAnsi="Times New Roman" w:eastAsia="Times New Roman" w:cs="Times New Roman"/>
+                <w:i w:val="false"/>
+                <w:b w:val="false"/>
+                <w:u w:val="none"/>
+                <w:strike w:val="false"/>
+                <w:sz w:val="20"/>
+                <w:szCs w:val="20"/>
+                <w:color w:val="000000"/>
+              </w:rPr>
+              <w:t xml:space="preserve">AME en pp [IC 95%]</w:t>
+            </w:r>
           </w:p>
         </w:tc>
         <w:tc>
@@ -519,7 +545,7 @@
                 <w:szCs w:val="20"/>
                 <w:color w:val="000000"/>
               </w:rPr>
-              <w:t xml:space="preserve">1.68*</w:t>
+              <w:t xml:space="preserve">1.68* [1.07, 2.66]</w:t>
             </w:r>
             <w:r>
               <w:rPr>
@@ -545,7 +571,7 @@
                 <w:szCs w:val="20"/>
                 <w:color w:val="000000"/>
               </w:rPr>
-              <w:t xml:space="preserve">[1.07, 2.66]</w:t>
+              <w:t xml:space="preserve">7.4 [0.9, 13.9]</w:t>
             </w:r>
           </w:p>
         </w:tc>
@@ -600,7 +626,7 @@
                 <w:szCs w:val="20"/>
                 <w:color w:val="000000"/>
               </w:rPr>
-              <w:t xml:space="preserve">2.16***</w:t>
+              <w:t xml:space="preserve">2.16*** [1.43, 3.25]</w:t>
             </w:r>
             <w:r>
               <w:rPr>
@@ -626,7 +652,7 @@
                 <w:szCs w:val="20"/>
                 <w:color w:val="000000"/>
               </w:rPr>
-              <w:t xml:space="preserve">[1.43, 3.25]</w:t>
+              <w:t xml:space="preserve">16.3 [7.7, 25.0]</w:t>
             </w:r>
           </w:p>
         </w:tc>
@@ -681,7 +707,7 @@
                 <w:szCs w:val="20"/>
                 <w:color w:val="000000"/>
               </w:rPr>
-              <w:t xml:space="preserve">2.54***</w:t>
+              <w:t xml:space="preserve">2.54*** [1.71, 3.79]</w:t>
             </w:r>
             <w:r>
               <w:rPr>
@@ -707,7 +733,7 @@
                 <w:szCs w:val="20"/>
                 <w:color w:val="000000"/>
               </w:rPr>
-              <w:t xml:space="preserve">[1.71, 3.79]</w:t>
+              <w:t xml:space="preserve">16.9 [9.8, 24.0]</w:t>
             </w:r>
           </w:p>
         </w:tc>
@@ -762,7 +788,7 @@
                 <w:szCs w:val="20"/>
                 <w:color w:val="000000"/>
               </w:rPr>
-              <w:t xml:space="preserve">5.39***</w:t>
+              <w:t xml:space="preserve">4.91*** [2.55, 9.47]</w:t>
             </w:r>
             <w:r>
               <w:rPr>
@@ -788,7 +814,7 @@
                 <w:szCs w:val="20"/>
                 <w:color w:val="000000"/>
               </w:rPr>
-              <w:t xml:space="preserve">[2.70, 10.72]</w:t>
+              <w:t xml:space="preserve">23.3 [13.9, 32.6]</w:t>
             </w:r>
           </w:p>
         </w:tc>
@@ -800,7 +826,7 @@
         <w:tc>
           <w:tcPr>
             <w:tcBorders>
-              <w:bottom w:val="none" w:sz="0" w:space="0" w:color="000000"/>
+              <w:bottom w:val="single" w:sz="4" w:space="0" w:color="000000"/>
               <w:top w:val="none" w:sz="0" w:space="0" w:color="000000"/>
               <w:left w:val="none" w:sz="0" w:space="0" w:color="000000"/>
               <w:right w:val="none" w:sz="0" w:space="0" w:color="000000"/>
@@ -848,14 +874,14 @@
                 <w:szCs w:val="20"/>
                 <w:color w:val="000000"/>
               </w:rPr>
-              <w:t xml:space="preserve">Intensidad (pp)</w:t>
-            </w:r>
-          </w:p>
-        </w:tc>
-        <w:tc>
-          <w:tcPr>
-            <w:tcBorders>
-              <w:bottom w:val="none" w:sz="0" w:space="0" w:color="000000"/>
+              <w:t xml:space="preserve">Reducción de τ₀₀ (%)</w:t>
+            </w:r>
+          </w:p>
+        </w:tc>
+        <w:tc>
+          <w:tcPr>
+            <w:tcBorders>
+              <w:bottom w:val="single" w:sz="4" w:space="0" w:color="000000"/>
               <w:top w:val="none" w:sz="0" w:space="0" w:color="000000"/>
               <w:left w:val="none" w:sz="0" w:space="0" w:color="000000"/>
               <w:right w:val="none" w:sz="0" w:space="0" w:color="000000"/>
@@ -903,14 +929,14 @@
                 <w:szCs w:val="20"/>
                 <w:color w:val="000000"/>
               </w:rPr>
-              <w:t xml:space="preserve">+8.6</w:t>
-            </w:r>
-          </w:p>
-        </w:tc>
-        <w:tc>
-          <w:tcPr>
-            <w:tcBorders>
-              <w:bottom w:val="none" w:sz="0" w:space="0" w:color="000000"/>
+              <w:t xml:space="preserve">7</w:t>
+            </w:r>
+          </w:p>
+        </w:tc>
+        <w:tc>
+          <w:tcPr>
+            <w:tcBorders>
+              <w:bottom w:val="single" w:sz="4" w:space="0" w:color="000000"/>
               <w:top w:val="none" w:sz="0" w:space="0" w:color="000000"/>
               <w:left w:val="none" w:sz="0" w:space="0" w:color="000000"/>
               <w:right w:val="none" w:sz="0" w:space="0" w:color="000000"/>
@@ -958,14 +984,14 @@
                 <w:szCs w:val="20"/>
                 <w:color w:val="000000"/>
               </w:rPr>
-              <w:t xml:space="preserve">+26.5</w:t>
-            </w:r>
-          </w:p>
-        </w:tc>
-        <w:tc>
-          <w:tcPr>
-            <w:tcBorders>
-              <w:bottom w:val="none" w:sz="0" w:space="0" w:color="000000"/>
+              <w:t xml:space="preserve">13</w:t>
+            </w:r>
+          </w:p>
+        </w:tc>
+        <w:tc>
+          <w:tcPr>
+            <w:tcBorders>
+              <w:bottom w:val="single" w:sz="4" w:space="0" w:color="000000"/>
               <w:top w:val="none" w:sz="0" w:space="0" w:color="000000"/>
               <w:left w:val="none" w:sz="0" w:space="0" w:color="000000"/>
               <w:right w:val="none" w:sz="0" w:space="0" w:color="000000"/>
@@ -1013,14 +1039,14 @@
                 <w:szCs w:val="20"/>
                 <w:color w:val="000000"/>
               </w:rPr>
-              <w:t xml:space="preserve">+24.2</w:t>
-            </w:r>
-          </w:p>
-        </w:tc>
-        <w:tc>
-          <w:tcPr>
-            <w:tcBorders>
-              <w:bottom w:val="none" w:sz="0" w:space="0" w:color="000000"/>
+              <w:t xml:space="preserve">18</w:t>
+            </w:r>
+          </w:p>
+        </w:tc>
+        <w:tc>
+          <w:tcPr>
+            <w:tcBorders>
+              <w:bottom w:val="single" w:sz="4" w:space="0" w:color="000000"/>
               <w:top w:val="none" w:sz="0" w:space="0" w:color="000000"/>
               <w:left w:val="none" w:sz="0" w:space="0" w:color="000000"/>
               <w:right w:val="none" w:sz="0" w:space="0" w:color="000000"/>
@@ -1068,7 +1094,7 @@
                 <w:szCs w:val="20"/>
                 <w:color w:val="000000"/>
               </w:rPr>
-              <w:t xml:space="preserve">+38.1</w:t>
+              <w:t xml:space="preserve">52</w:t>
             </w:r>
           </w:p>
         </w:tc>
@@ -1079,9 +1105,10 @@
         </w:trPr>
         <w:tc>
           <w:tcPr>
-            <w:tcBorders>
-              <w:bottom w:val="single" w:sz="4" w:space="0" w:color="000000"/>
-              <w:top w:val="none" w:sz="0" w:space="0" w:color="000000"/>
+            <w:gridSpan w:val="5"/>
+            <w:tcBorders>
+              <w:bottom w:val="none" w:sz="0" w:space="0" w:color="000000"/>
+              <w:top w:val="single" w:sz="4" w:space="0" w:color="000000"/>
               <w:left w:val="none" w:sz="0" w:space="0" w:color="000000"/>
               <w:right w:val="none" w:sz="0" w:space="0" w:color="000000"/>
             </w:tcBorders>
@@ -1105,250 +1132,30 @@
                 <w:right w:val="none" w:sz="0" w:space="0" w:color="000000"/>
               </w:pBdr>
               <w:spacing w:after="40" w:before="40" w:line="240"/>
-              <w:ind w:left="200" w:right="60" w:firstLine="0" w:firstLineChars="0"/>
-              <w:rPr>
-                <w:rFonts w:ascii="Times New Roman" w:hAnsi="Times New Roman" w:eastAsia="Times New Roman" w:cs="Times New Roman"/>
-                <w:i w:val="false"/>
-                <w:b w:val="false"/>
-                <w:u w:val="none"/>
-                <w:strike w:val="false"/>
-                <w:sz w:val="20"/>
-                <w:szCs w:val="20"/>
-                <w:color w:val="000000"/>
-              </w:rPr>
-            </w:pPr>
-            <w:r>
-              <w:rPr>
-                <w:rFonts w:ascii="Times New Roman" w:hAnsi="Times New Roman" w:eastAsia="Times New Roman" w:cs="Times New Roman"/>
-                <w:i w:val="false"/>
-                <w:b w:val="false"/>
-                <w:u w:val="none"/>
-                <w:strike w:val="false"/>
-                <w:sz w:val="20"/>
-                <w:szCs w:val="20"/>
-                <w:color w:val="000000"/>
-              </w:rPr>
-              <w:t xml:space="preserve">Reducción de τ₀₀ (%)</w:t>
-            </w:r>
-          </w:p>
-        </w:tc>
-        <w:tc>
-          <w:tcPr>
-            <w:tcBorders>
-              <w:bottom w:val="single" w:sz="4" w:space="0" w:color="000000"/>
-              <w:top w:val="none" w:sz="0" w:space="0" w:color="000000"/>
-              <w:left w:val="none" w:sz="0" w:space="0" w:color="000000"/>
-              <w:right w:val="none" w:sz="0" w:space="0" w:color="000000"/>
-            </w:tcBorders>
-            <w:shd w:val="clear" w:color="auto" w:fill="FFFFFF"/>
-            <w:tcMar>
-              <w:top w:w="0" w:type="dxa"/>
-              <w:bottom w:w="0" w:type="dxa"/>
-              <w:left w:w="0" w:type="dxa"/>
-              <w:right w:w="0" w:type="dxa"/>
-            </w:tcMar>
-            <w:vAlign w:val="center"/>
-          </w:tcPr>
-          <w:p>
-            <w:pPr>
-              <w:pStyle w:val="Normal"/>
-              <w:jc w:val="center"/>
-              <w:pBdr>
-                <w:bottom w:val="none" w:sz="0" w:space="0" w:color="000000"/>
-                <w:top w:val="none" w:sz="0" w:space="0" w:color="000000"/>
-                <w:left w:val="none" w:sz="0" w:space="0" w:color="000000"/>
-                <w:right w:val="none" w:sz="0" w:space="0" w:color="000000"/>
-              </w:pBdr>
-              <w:spacing w:after="40" w:before="40" w:line="240"/>
               <w:ind w:left="60" w:right="60" w:firstLine="0" w:firstLineChars="0"/>
               <w:rPr>
                 <w:rFonts w:ascii="Times New Roman" w:hAnsi="Times New Roman" w:eastAsia="Times New Roman" w:cs="Times New Roman"/>
-                <w:i w:val="false"/>
-                <w:b w:val="false"/>
-                <w:u w:val="none"/>
-                <w:strike w:val="false"/>
-                <w:sz w:val="20"/>
-                <w:szCs w:val="20"/>
-                <w:color w:val="000000"/>
-              </w:rPr>
-            </w:pPr>
-            <w:r>
-              <w:rPr>
-                <w:rFonts w:ascii="Times New Roman" w:hAnsi="Times New Roman" w:eastAsia="Times New Roman" w:cs="Times New Roman"/>
-                <w:i w:val="false"/>
-                <w:b w:val="false"/>
-                <w:u w:val="none"/>
-                <w:strike w:val="false"/>
-                <w:sz w:val="20"/>
-                <w:szCs w:val="20"/>
-                <w:color w:val="000000"/>
-              </w:rPr>
-              <w:t xml:space="preserve">7</w:t>
-            </w:r>
-          </w:p>
-        </w:tc>
-        <w:tc>
-          <w:tcPr>
-            <w:tcBorders>
-              <w:bottom w:val="single" w:sz="4" w:space="0" w:color="000000"/>
-              <w:top w:val="none" w:sz="0" w:space="0" w:color="000000"/>
-              <w:left w:val="none" w:sz="0" w:space="0" w:color="000000"/>
-              <w:right w:val="none" w:sz="0" w:space="0" w:color="000000"/>
-            </w:tcBorders>
-            <w:shd w:val="clear" w:color="auto" w:fill="FFFFFF"/>
-            <w:tcMar>
-              <w:top w:w="0" w:type="dxa"/>
-              <w:bottom w:w="0" w:type="dxa"/>
-              <w:left w:w="0" w:type="dxa"/>
-              <w:right w:w="0" w:type="dxa"/>
-            </w:tcMar>
-            <w:vAlign w:val="center"/>
-          </w:tcPr>
-          <w:p>
-            <w:pPr>
-              <w:pStyle w:val="Normal"/>
-              <w:jc w:val="center"/>
-              <w:pBdr>
-                <w:bottom w:val="none" w:sz="0" w:space="0" w:color="000000"/>
-                <w:top w:val="none" w:sz="0" w:space="0" w:color="000000"/>
-                <w:left w:val="none" w:sz="0" w:space="0" w:color="000000"/>
-                <w:right w:val="none" w:sz="0" w:space="0" w:color="000000"/>
-              </w:pBdr>
-              <w:spacing w:after="40" w:before="40" w:line="240"/>
-              <w:ind w:left="60" w:right="60" w:firstLine="0" w:firstLineChars="0"/>
-              <w:rPr>
-                <w:rFonts w:ascii="Times New Roman" w:hAnsi="Times New Roman" w:eastAsia="Times New Roman" w:cs="Times New Roman"/>
-                <w:i w:val="false"/>
-                <w:b w:val="false"/>
-                <w:u w:val="none"/>
-                <w:strike w:val="false"/>
-                <w:sz w:val="20"/>
-                <w:szCs w:val="20"/>
-                <w:color w:val="000000"/>
-              </w:rPr>
-            </w:pPr>
-            <w:r>
-              <w:rPr>
-                <w:rFonts w:ascii="Times New Roman" w:hAnsi="Times New Roman" w:eastAsia="Times New Roman" w:cs="Times New Roman"/>
-                <w:i w:val="false"/>
-                <w:b w:val="false"/>
-                <w:u w:val="none"/>
-                <w:strike w:val="false"/>
-                <w:sz w:val="20"/>
-                <w:szCs w:val="20"/>
-                <w:color w:val="000000"/>
-              </w:rPr>
-              <w:t xml:space="preserve">13</w:t>
-            </w:r>
-          </w:p>
-        </w:tc>
-        <w:tc>
-          <w:tcPr>
-            <w:tcBorders>
-              <w:bottom w:val="single" w:sz="4" w:space="0" w:color="000000"/>
-              <w:top w:val="none" w:sz="0" w:space="0" w:color="000000"/>
-              <w:left w:val="none" w:sz="0" w:space="0" w:color="000000"/>
-              <w:right w:val="none" w:sz="0" w:space="0" w:color="000000"/>
-            </w:tcBorders>
-            <w:shd w:val="clear" w:color="auto" w:fill="FFFFFF"/>
-            <w:tcMar>
-              <w:top w:w="0" w:type="dxa"/>
-              <w:bottom w:w="0" w:type="dxa"/>
-              <w:left w:w="0" w:type="dxa"/>
-              <w:right w:w="0" w:type="dxa"/>
-            </w:tcMar>
-            <w:vAlign w:val="center"/>
-          </w:tcPr>
-          <w:p>
-            <w:pPr>
-              <w:pStyle w:val="Normal"/>
-              <w:jc w:val="center"/>
-              <w:pBdr>
-                <w:bottom w:val="none" w:sz="0" w:space="0" w:color="000000"/>
-                <w:top w:val="none" w:sz="0" w:space="0" w:color="000000"/>
-                <w:left w:val="none" w:sz="0" w:space="0" w:color="000000"/>
-                <w:right w:val="none" w:sz="0" w:space="0" w:color="000000"/>
-              </w:pBdr>
-              <w:spacing w:after="40" w:before="40" w:line="240"/>
-              <w:ind w:left="60" w:right="60" w:firstLine="0" w:firstLineChars="0"/>
-              <w:rPr>
-                <w:rFonts w:ascii="Times New Roman" w:hAnsi="Times New Roman" w:eastAsia="Times New Roman" w:cs="Times New Roman"/>
-                <w:i w:val="false"/>
-                <w:b w:val="false"/>
-                <w:u w:val="none"/>
-                <w:strike w:val="false"/>
-                <w:sz w:val="20"/>
-                <w:szCs w:val="20"/>
-                <w:color w:val="000000"/>
-              </w:rPr>
-            </w:pPr>
-            <w:r>
-              <w:rPr>
-                <w:rFonts w:ascii="Times New Roman" w:hAnsi="Times New Roman" w:eastAsia="Times New Roman" w:cs="Times New Roman"/>
-                <w:i w:val="false"/>
-                <w:b w:val="false"/>
-                <w:u w:val="none"/>
-                <w:strike w:val="false"/>
-                <w:sz w:val="20"/>
-                <w:szCs w:val="20"/>
-                <w:color w:val="000000"/>
-              </w:rPr>
-              <w:t xml:space="preserve">18</w:t>
-            </w:r>
-          </w:p>
-        </w:tc>
-        <w:tc>
-          <w:tcPr>
-            <w:tcBorders>
-              <w:bottom w:val="single" w:sz="4" w:space="0" w:color="000000"/>
-              <w:top w:val="none" w:sz="0" w:space="0" w:color="000000"/>
-              <w:left w:val="none" w:sz="0" w:space="0" w:color="000000"/>
-              <w:right w:val="none" w:sz="0" w:space="0" w:color="000000"/>
-            </w:tcBorders>
-            <w:shd w:val="clear" w:color="auto" w:fill="FFFFFF"/>
-            <w:tcMar>
-              <w:top w:w="0" w:type="dxa"/>
-              <w:bottom w:w="0" w:type="dxa"/>
-              <w:left w:w="0" w:type="dxa"/>
-              <w:right w:w="0" w:type="dxa"/>
-            </w:tcMar>
-            <w:vAlign w:val="center"/>
-          </w:tcPr>
-          <w:p>
-            <w:pPr>
-              <w:pStyle w:val="Normal"/>
-              <w:jc w:val="center"/>
-              <w:pBdr>
-                <w:bottom w:val="none" w:sz="0" w:space="0" w:color="000000"/>
-                <w:top w:val="none" w:sz="0" w:space="0" w:color="000000"/>
-                <w:left w:val="none" w:sz="0" w:space="0" w:color="000000"/>
-                <w:right w:val="none" w:sz="0" w:space="0" w:color="000000"/>
-              </w:pBdr>
-              <w:spacing w:after="40" w:before="40" w:line="240"/>
-              <w:ind w:left="60" w:right="60" w:firstLine="0" w:firstLineChars="0"/>
-              <w:rPr>
-                <w:rFonts w:ascii="Times New Roman" w:hAnsi="Times New Roman" w:eastAsia="Times New Roman" w:cs="Times New Roman"/>
-                <w:i w:val="false"/>
-                <w:b w:val="false"/>
-                <w:u w:val="none"/>
-                <w:strike w:val="false"/>
-                <w:sz w:val="20"/>
-                <w:szCs w:val="20"/>
-                <w:color w:val="000000"/>
-              </w:rPr>
-            </w:pPr>
-            <w:r>
-              <w:rPr>
-                <w:rFonts w:ascii="Times New Roman" w:hAnsi="Times New Roman" w:eastAsia="Times New Roman" w:cs="Times New Roman"/>
-                <w:i w:val="false"/>
-                <w:b w:val="false"/>
-                <w:u w:val="none"/>
-                <w:strike w:val="false"/>
-                <w:sz w:val="20"/>
-                <w:szCs w:val="20"/>
-                <w:color w:val="000000"/>
-              </w:rPr>
-              <w:t xml:space="preserve">53</w:t>
+                <w:i w:val="true"/>
+                <w:b w:val="false"/>
+                <w:u w:val="none"/>
+                <w:strike w:val="false"/>
+                <w:sz w:val="20"/>
+                <w:szCs w:val="20"/>
+                <w:color w:val="000000"/>
+              </w:rPr>
+            </w:pPr>
+            <w:r>
+              <w:rPr>
+                <w:rFonts w:ascii="Times New Roman" w:hAnsi="Times New Roman" w:eastAsia="Times New Roman" w:cs="Times New Roman"/>
+                <w:i w:val="true"/>
+                <w:b w:val="false"/>
+                <w:u w:val="none"/>
+                <w:strike w:val="false"/>
+                <w:sz w:val="20"/>
+                <w:szCs w:val="20"/>
+                <w:color w:val="000000"/>
+              </w:rPr>
+              <w:t xml:space="preserve">Tasa de voto de la escuela (gmc, por 10 pp)</w:t>
             </w:r>
           </w:p>
         </w:tc>
@@ -1359,10 +1166,9 @@
         </w:trPr>
         <w:tc>
           <w:tcPr>
-            <w:gridSpan w:val="5"/>
             <w:tcBorders>
               <w:bottom w:val="none" w:sz="0" w:space="0" w:color="000000"/>
-              <w:top w:val="single" w:sz="4" w:space="0" w:color="000000"/>
+              <w:top w:val="none" w:sz="0" w:space="0" w:color="000000"/>
               <w:left w:val="none" w:sz="0" w:space="0" w:color="000000"/>
               <w:right w:val="none" w:sz="0" w:space="0" w:color="000000"/>
             </w:tcBorders>
@@ -1386,30 +1192,354 @@
                 <w:right w:val="none" w:sz="0" w:space="0" w:color="000000"/>
               </w:pBdr>
               <w:spacing w:after="40" w:before="40" w:line="240"/>
+              <w:ind w:left="200" w:right="60" w:firstLine="0" w:firstLineChars="0"/>
+              <w:rPr>
+                <w:rFonts w:ascii="Times New Roman" w:hAnsi="Times New Roman" w:eastAsia="Times New Roman" w:cs="Times New Roman"/>
+                <w:i w:val="false"/>
+                <w:b w:val="false"/>
+                <w:u w:val="none"/>
+                <w:strike w:val="false"/>
+                <w:sz w:val="20"/>
+                <w:szCs w:val="20"/>
+                <w:color w:val="000000"/>
+              </w:rPr>
+            </w:pPr>
+            <w:r>
+              <w:rPr>
+                <w:rFonts w:ascii="Times New Roman" w:hAnsi="Times New Roman" w:eastAsia="Times New Roman" w:cs="Times New Roman"/>
+                <w:i w:val="false"/>
+                <w:b w:val="false"/>
+                <w:u w:val="none"/>
+                <w:strike w:val="false"/>
+                <w:sz w:val="20"/>
+                <w:szCs w:val="20"/>
+                <w:color w:val="000000"/>
+              </w:rPr>
+              <w:t xml:space="preserve">OR [IC 95%]</w:t>
+            </w:r>
+            <w:r>
+              <w:rPr>
+                <w:rFonts w:ascii="Times New Roman" w:hAnsi="Times New Roman" w:eastAsia="Times New Roman" w:cs="Times New Roman"/>
+                <w:i w:val="false"/>
+                <w:b w:val="false"/>
+                <w:u w:val="none"/>
+                <w:strike w:val="false"/>
+                <w:sz w:val="20"/>
+                <w:szCs w:val="20"/>
+                <w:color w:val="000000"/>
+              </w:rPr>
+              <w:br/>
+            </w:r>
+            <w:r>
+              <w:rPr>
+                <w:rFonts w:ascii="Times New Roman" w:hAnsi="Times New Roman" w:eastAsia="Times New Roman" w:cs="Times New Roman"/>
+                <w:i w:val="false"/>
+                <w:b w:val="false"/>
+                <w:u w:val="none"/>
+                <w:strike w:val="false"/>
+                <w:sz w:val="20"/>
+                <w:szCs w:val="20"/>
+                <w:color w:val="000000"/>
+              </w:rPr>
+              <w:t xml:space="preserve">AME en pp [IC 95%]</w:t>
+            </w:r>
+          </w:p>
+        </w:tc>
+        <w:tc>
+          <w:tcPr>
+            <w:tcBorders>
+              <w:bottom w:val="none" w:sz="0" w:space="0" w:color="000000"/>
+              <w:top w:val="none" w:sz="0" w:space="0" w:color="000000"/>
+              <w:left w:val="none" w:sz="0" w:space="0" w:color="000000"/>
+              <w:right w:val="none" w:sz="0" w:space="0" w:color="000000"/>
+            </w:tcBorders>
+            <w:shd w:val="clear" w:color="auto" w:fill="FFFFFF"/>
+            <w:tcMar>
+              <w:top w:w="0" w:type="dxa"/>
+              <w:bottom w:w="0" w:type="dxa"/>
+              <w:left w:w="0" w:type="dxa"/>
+              <w:right w:w="0" w:type="dxa"/>
+            </w:tcMar>
+            <w:vAlign w:val="center"/>
+          </w:tcPr>
+          <w:p>
+            <w:pPr>
+              <w:pStyle w:val="Normal"/>
+              <w:jc w:val="center"/>
+              <w:pBdr>
+                <w:bottom w:val="none" w:sz="0" w:space="0" w:color="000000"/>
+                <w:top w:val="none" w:sz="0" w:space="0" w:color="000000"/>
+                <w:left w:val="none" w:sz="0" w:space="0" w:color="000000"/>
+                <w:right w:val="none" w:sz="0" w:space="0" w:color="000000"/>
+              </w:pBdr>
+              <w:spacing w:after="40" w:before="40" w:line="240"/>
               <w:ind w:left="60" w:right="60" w:firstLine="0" w:firstLineChars="0"/>
               <w:rPr>
                 <w:rFonts w:ascii="Times New Roman" w:hAnsi="Times New Roman" w:eastAsia="Times New Roman" w:cs="Times New Roman"/>
-                <w:i w:val="true"/>
-                <w:b w:val="false"/>
-                <w:u w:val="none"/>
-                <w:strike w:val="false"/>
-                <w:sz w:val="20"/>
-                <w:szCs w:val="20"/>
-                <w:color w:val="000000"/>
-              </w:rPr>
-            </w:pPr>
-            <w:r>
-              <w:rPr>
-                <w:rFonts w:ascii="Times New Roman" w:hAnsi="Times New Roman" w:eastAsia="Times New Roman" w:cs="Times New Roman"/>
-                <w:i w:val="true"/>
-                <w:b w:val="false"/>
-                <w:u w:val="none"/>
-                <w:strike w:val="false"/>
-                <w:sz w:val="20"/>
-                <w:szCs w:val="20"/>
-                <w:color w:val="000000"/>
-              </w:rPr>
-              <w:t xml:space="preserve">Tasa de voto de la escuela (gmc, por 10 pp)</w:t>
+                <w:i w:val="false"/>
+                <w:b w:val="false"/>
+                <w:u w:val="none"/>
+                <w:strike w:val="false"/>
+                <w:sz w:val="20"/>
+                <w:szCs w:val="20"/>
+                <w:color w:val="000000"/>
+              </w:rPr>
+            </w:pPr>
+            <w:r>
+              <w:rPr>
+                <w:rFonts w:ascii="Times New Roman" w:hAnsi="Times New Roman" w:eastAsia="Times New Roman" w:cs="Times New Roman"/>
+                <w:i w:val="false"/>
+                <w:b w:val="false"/>
+                <w:u w:val="none"/>
+                <w:strike w:val="false"/>
+                <w:sz w:val="20"/>
+                <w:szCs w:val="20"/>
+                <w:color w:val="000000"/>
+              </w:rPr>
+              <w:t xml:space="preserve">N/D</w:t>
+            </w:r>
+          </w:p>
+        </w:tc>
+        <w:tc>
+          <w:tcPr>
+            <w:tcBorders>
+              <w:bottom w:val="none" w:sz="0" w:space="0" w:color="000000"/>
+              <w:top w:val="none" w:sz="0" w:space="0" w:color="000000"/>
+              <w:left w:val="none" w:sz="0" w:space="0" w:color="000000"/>
+              <w:right w:val="none" w:sz="0" w:space="0" w:color="000000"/>
+            </w:tcBorders>
+            <w:shd w:val="clear" w:color="auto" w:fill="FFFFFF"/>
+            <w:tcMar>
+              <w:top w:w="0" w:type="dxa"/>
+              <w:bottom w:w="0" w:type="dxa"/>
+              <w:left w:w="0" w:type="dxa"/>
+              <w:right w:w="0" w:type="dxa"/>
+            </w:tcMar>
+            <w:vAlign w:val="center"/>
+          </w:tcPr>
+          <w:p>
+            <w:pPr>
+              <w:pStyle w:val="Normal"/>
+              <w:jc w:val="center"/>
+              <w:pBdr>
+                <w:bottom w:val="none" w:sz="0" w:space="0" w:color="000000"/>
+                <w:top w:val="none" w:sz="0" w:space="0" w:color="000000"/>
+                <w:left w:val="none" w:sz="0" w:space="0" w:color="000000"/>
+                <w:right w:val="none" w:sz="0" w:space="0" w:color="000000"/>
+              </w:pBdr>
+              <w:spacing w:after="40" w:before="40" w:line="240"/>
+              <w:ind w:left="60" w:right="60" w:firstLine="0" w:firstLineChars="0"/>
+              <w:rPr>
+                <w:rFonts w:ascii="Times New Roman" w:hAnsi="Times New Roman" w:eastAsia="Times New Roman" w:cs="Times New Roman"/>
+                <w:i w:val="false"/>
+                <w:b w:val="false"/>
+                <w:u w:val="none"/>
+                <w:strike w:val="false"/>
+                <w:sz w:val="20"/>
+                <w:szCs w:val="20"/>
+                <w:color w:val="000000"/>
+              </w:rPr>
+            </w:pPr>
+            <w:r>
+              <w:rPr>
+                <w:rFonts w:ascii="Times New Roman" w:hAnsi="Times New Roman" w:eastAsia="Times New Roman" w:cs="Times New Roman"/>
+                <w:i w:val="false"/>
+                <w:b w:val="false"/>
+                <w:u w:val="none"/>
+                <w:strike w:val="false"/>
+                <w:sz w:val="20"/>
+                <w:szCs w:val="20"/>
+                <w:color w:val="000000"/>
+              </w:rPr>
+              <w:t xml:space="preserve">1.23*** [1.15, 1.31]</w:t>
+            </w:r>
+            <w:r>
+              <w:rPr>
+                <w:rFonts w:ascii="Times New Roman" w:hAnsi="Times New Roman" w:eastAsia="Times New Roman" w:cs="Times New Roman"/>
+                <w:i w:val="false"/>
+                <w:b w:val="false"/>
+                <w:u w:val="none"/>
+                <w:strike w:val="false"/>
+                <w:sz w:val="20"/>
+                <w:szCs w:val="20"/>
+                <w:color w:val="000000"/>
+              </w:rPr>
+              <w:br/>
+            </w:r>
+            <w:r>
+              <w:rPr>
+                <w:rFonts w:ascii="Times New Roman" w:hAnsi="Times New Roman" w:eastAsia="Times New Roman" w:cs="Times New Roman"/>
+                <w:i w:val="false"/>
+                <w:b w:val="false"/>
+                <w:u w:val="none"/>
+                <w:strike w:val="false"/>
+                <w:sz w:val="20"/>
+                <w:szCs w:val="20"/>
+                <w:color w:val="000000"/>
+              </w:rPr>
+              <w:t xml:space="preserve">4.3 [3.0, 5.6]</w:t>
+            </w:r>
+          </w:p>
+        </w:tc>
+        <w:tc>
+          <w:tcPr>
+            <w:tcBorders>
+              <w:bottom w:val="none" w:sz="0" w:space="0" w:color="000000"/>
+              <w:top w:val="none" w:sz="0" w:space="0" w:color="000000"/>
+              <w:left w:val="none" w:sz="0" w:space="0" w:color="000000"/>
+              <w:right w:val="none" w:sz="0" w:space="0" w:color="000000"/>
+            </w:tcBorders>
+            <w:shd w:val="clear" w:color="auto" w:fill="FFFFFF"/>
+            <w:tcMar>
+              <w:top w:w="0" w:type="dxa"/>
+              <w:bottom w:w="0" w:type="dxa"/>
+              <w:left w:w="0" w:type="dxa"/>
+              <w:right w:w="0" w:type="dxa"/>
+            </w:tcMar>
+            <w:vAlign w:val="center"/>
+          </w:tcPr>
+          <w:p>
+            <w:pPr>
+              <w:pStyle w:val="Normal"/>
+              <w:jc w:val="center"/>
+              <w:pBdr>
+                <w:bottom w:val="none" w:sz="0" w:space="0" w:color="000000"/>
+                <w:top w:val="none" w:sz="0" w:space="0" w:color="000000"/>
+                <w:left w:val="none" w:sz="0" w:space="0" w:color="000000"/>
+                <w:right w:val="none" w:sz="0" w:space="0" w:color="000000"/>
+              </w:pBdr>
+              <w:spacing w:after="40" w:before="40" w:line="240"/>
+              <w:ind w:left="60" w:right="60" w:firstLine="0" w:firstLineChars="0"/>
+              <w:rPr>
+                <w:rFonts w:ascii="Times New Roman" w:hAnsi="Times New Roman" w:eastAsia="Times New Roman" w:cs="Times New Roman"/>
+                <w:i w:val="false"/>
+                <w:b w:val="false"/>
+                <w:u w:val="none"/>
+                <w:strike w:val="false"/>
+                <w:sz w:val="20"/>
+                <w:szCs w:val="20"/>
+                <w:color w:val="000000"/>
+              </w:rPr>
+            </w:pPr>
+            <w:r>
+              <w:rPr>
+                <w:rFonts w:ascii="Times New Roman" w:hAnsi="Times New Roman" w:eastAsia="Times New Roman" w:cs="Times New Roman"/>
+                <w:i w:val="false"/>
+                <w:b w:val="false"/>
+                <w:u w:val="none"/>
+                <w:strike w:val="false"/>
+                <w:sz w:val="20"/>
+                <w:szCs w:val="20"/>
+                <w:color w:val="000000"/>
+              </w:rPr>
+              <w:t xml:space="preserve">1.21*** [1.15, 1.28]</w:t>
+            </w:r>
+            <w:r>
+              <w:rPr>
+                <w:rFonts w:ascii="Times New Roman" w:hAnsi="Times New Roman" w:eastAsia="Times New Roman" w:cs="Times New Roman"/>
+                <w:i w:val="false"/>
+                <w:b w:val="false"/>
+                <w:u w:val="none"/>
+                <w:strike w:val="false"/>
+                <w:sz w:val="20"/>
+                <w:szCs w:val="20"/>
+                <w:color w:val="000000"/>
+              </w:rPr>
+              <w:br/>
+            </w:r>
+            <w:r>
+              <w:rPr>
+                <w:rFonts w:ascii="Times New Roman" w:hAnsi="Times New Roman" w:eastAsia="Times New Roman" w:cs="Times New Roman"/>
+                <w:i w:val="false"/>
+                <w:b w:val="false"/>
+                <w:u w:val="none"/>
+                <w:strike w:val="false"/>
+                <w:sz w:val="20"/>
+                <w:szCs w:val="20"/>
+                <w:color w:val="000000"/>
+              </w:rPr>
+              <w:t xml:space="preserve">3.5 [2.5, 4.4]</w:t>
+            </w:r>
+          </w:p>
+        </w:tc>
+        <w:tc>
+          <w:tcPr>
+            <w:tcBorders>
+              <w:bottom w:val="none" w:sz="0" w:space="0" w:color="000000"/>
+              <w:top w:val="none" w:sz="0" w:space="0" w:color="000000"/>
+              <w:left w:val="none" w:sz="0" w:space="0" w:color="000000"/>
+              <w:right w:val="none" w:sz="0" w:space="0" w:color="000000"/>
+            </w:tcBorders>
+            <w:shd w:val="clear" w:color="auto" w:fill="FFFFFF"/>
+            <w:tcMar>
+              <w:top w:w="0" w:type="dxa"/>
+              <w:bottom w:w="0" w:type="dxa"/>
+              <w:left w:w="0" w:type="dxa"/>
+              <w:right w:w="0" w:type="dxa"/>
+            </w:tcMar>
+            <w:vAlign w:val="center"/>
+          </w:tcPr>
+          <w:p>
+            <w:pPr>
+              <w:pStyle w:val="Normal"/>
+              <w:jc w:val="center"/>
+              <w:pBdr>
+                <w:bottom w:val="none" w:sz="0" w:space="0" w:color="000000"/>
+                <w:top w:val="none" w:sz="0" w:space="0" w:color="000000"/>
+                <w:left w:val="none" w:sz="0" w:space="0" w:color="000000"/>
+                <w:right w:val="none" w:sz="0" w:space="0" w:color="000000"/>
+              </w:pBdr>
+              <w:spacing w:after="40" w:before="40" w:line="240"/>
+              <w:ind w:left="60" w:right="60" w:firstLine="0" w:firstLineChars="0"/>
+              <w:rPr>
+                <w:rFonts w:ascii="Times New Roman" w:hAnsi="Times New Roman" w:eastAsia="Times New Roman" w:cs="Times New Roman"/>
+                <w:i w:val="false"/>
+                <w:b w:val="false"/>
+                <w:u w:val="none"/>
+                <w:strike w:val="false"/>
+                <w:sz w:val="20"/>
+                <w:szCs w:val="20"/>
+                <w:color w:val="000000"/>
+              </w:rPr>
+            </w:pPr>
+            <w:r>
+              <w:rPr>
+                <w:rFonts w:ascii="Times New Roman" w:hAnsi="Times New Roman" w:eastAsia="Times New Roman" w:cs="Times New Roman"/>
+                <w:i w:val="false"/>
+                <w:b w:val="false"/>
+                <w:u w:val="none"/>
+                <w:strike w:val="false"/>
+                <w:sz w:val="20"/>
+                <w:szCs w:val="20"/>
+                <w:color w:val="000000"/>
+              </w:rPr>
+              <w:t xml:space="preserve">1.10 [1.00, 1.22]</w:t>
+            </w:r>
+            <w:r>
+              <w:rPr>
+                <w:rFonts w:ascii="Times New Roman" w:hAnsi="Times New Roman" w:eastAsia="Times New Roman" w:cs="Times New Roman"/>
+                <w:i w:val="false"/>
+                <w:b w:val="false"/>
+                <w:u w:val="none"/>
+                <w:strike w:val="false"/>
+                <w:sz w:val="20"/>
+                <w:szCs w:val="20"/>
+                <w:color w:val="000000"/>
+              </w:rPr>
+              <w:br/>
+            </w:r>
+            <w:r>
+              <w:rPr>
+                <w:rFonts w:ascii="Times New Roman" w:hAnsi="Times New Roman" w:eastAsia="Times New Roman" w:cs="Times New Roman"/>
+                <w:i w:val="false"/>
+                <w:b w:val="false"/>
+                <w:u w:val="none"/>
+                <w:strike w:val="false"/>
+                <w:sz w:val="20"/>
+                <w:szCs w:val="20"/>
+                <w:color w:val="000000"/>
+              </w:rPr>
+              <w:t xml:space="preserve">1.5 [0.0, 3.0]</w:t>
             </w:r>
           </w:p>
         </w:tc>
@@ -1421,7 +1551,7 @@
         <w:tc>
           <w:tcPr>
             <w:tcBorders>
-              <w:bottom w:val="none" w:sz="0" w:space="0" w:color="000000"/>
+              <w:bottom w:val="single" w:sz="4" w:space="0" w:color="000000"/>
               <w:top w:val="none" w:sz="0" w:space="0" w:color="000000"/>
               <w:left w:val="none" w:sz="0" w:space="0" w:color="000000"/>
               <w:right w:val="none" w:sz="0" w:space="0" w:color="000000"/>
@@ -1469,14 +1599,14 @@
                 <w:szCs w:val="20"/>
                 <w:color w:val="000000"/>
               </w:rPr>
-              <w:t xml:space="preserve">OR [IC 95%]</w:t>
-            </w:r>
-          </w:p>
-        </w:tc>
-        <w:tc>
-          <w:tcPr>
-            <w:tcBorders>
-              <w:bottom w:val="none" w:sz="0" w:space="0" w:color="000000"/>
+              <w:t xml:space="preserve">Reducción de τ₀₀ (%)</w:t>
+            </w:r>
+          </w:p>
+        </w:tc>
+        <w:tc>
+          <w:tcPr>
+            <w:tcBorders>
+              <w:bottom w:val="single" w:sz="4" w:space="0" w:color="000000"/>
               <w:top w:val="none" w:sz="0" w:space="0" w:color="000000"/>
               <w:left w:val="none" w:sz="0" w:space="0" w:color="000000"/>
               <w:right w:val="none" w:sz="0" w:space="0" w:color="000000"/>
@@ -1531,7 +1661,7 @@
         <w:tc>
           <w:tcPr>
             <w:tcBorders>
-              <w:bottom w:val="none" w:sz="0" w:space="0" w:color="000000"/>
+              <w:bottom w:val="single" w:sz="4" w:space="0" w:color="000000"/>
               <w:top w:val="none" w:sz="0" w:space="0" w:color="000000"/>
               <w:left w:val="none" w:sz="0" w:space="0" w:color="000000"/>
               <w:right w:val="none" w:sz="0" w:space="0" w:color="000000"/>
@@ -1579,40 +1709,14 @@
                 <w:szCs w:val="20"/>
                 <w:color w:val="000000"/>
               </w:rPr>
-              <w:t xml:space="preserve">1.23***</w:t>
-            </w:r>
-            <w:r>
-              <w:rPr>
-                <w:rFonts w:ascii="Times New Roman" w:hAnsi="Times New Roman" w:eastAsia="Times New Roman" w:cs="Times New Roman"/>
-                <w:i w:val="false"/>
-                <w:b w:val="false"/>
-                <w:u w:val="none"/>
-                <w:strike w:val="false"/>
-                <w:sz w:val="20"/>
-                <w:szCs w:val="20"/>
-                <w:color w:val="000000"/>
-              </w:rPr>
-              <w:br/>
-            </w:r>
-            <w:r>
-              <w:rPr>
-                <w:rFonts w:ascii="Times New Roman" w:hAnsi="Times New Roman" w:eastAsia="Times New Roman" w:cs="Times New Roman"/>
-                <w:i w:val="false"/>
-                <w:b w:val="false"/>
-                <w:u w:val="none"/>
-                <w:strike w:val="false"/>
-                <w:sz w:val="20"/>
-                <w:szCs w:val="20"/>
-                <w:color w:val="000000"/>
-              </w:rPr>
-              <w:t xml:space="preserve">[1.15, 1.31]</w:t>
-            </w:r>
-          </w:p>
-        </w:tc>
-        <w:tc>
-          <w:tcPr>
-            <w:tcBorders>
-              <w:bottom w:val="none" w:sz="0" w:space="0" w:color="000000"/>
+              <w:t xml:space="preserve">31</w:t>
+            </w:r>
+          </w:p>
+        </w:tc>
+        <w:tc>
+          <w:tcPr>
+            <w:tcBorders>
+              <w:bottom w:val="single" w:sz="4" w:space="0" w:color="000000"/>
               <w:top w:val="none" w:sz="0" w:space="0" w:color="000000"/>
               <w:left w:val="none" w:sz="0" w:space="0" w:color="000000"/>
               <w:right w:val="none" w:sz="0" w:space="0" w:color="000000"/>
@@ -1660,40 +1764,14 @@
                 <w:szCs w:val="20"/>
                 <w:color w:val="000000"/>
               </w:rPr>
-              <w:t xml:space="preserve">1.21***</w:t>
-            </w:r>
-            <w:r>
-              <w:rPr>
-                <w:rFonts w:ascii="Times New Roman" w:hAnsi="Times New Roman" w:eastAsia="Times New Roman" w:cs="Times New Roman"/>
-                <w:i w:val="false"/>
-                <w:b w:val="false"/>
-                <w:u w:val="none"/>
-                <w:strike w:val="false"/>
-                <w:sz w:val="20"/>
-                <w:szCs w:val="20"/>
-                <w:color w:val="000000"/>
-              </w:rPr>
-              <w:br/>
-            </w:r>
-            <w:r>
-              <w:rPr>
-                <w:rFonts w:ascii="Times New Roman" w:hAnsi="Times New Roman" w:eastAsia="Times New Roman" w:cs="Times New Roman"/>
-                <w:i w:val="false"/>
-                <w:b w:val="false"/>
-                <w:u w:val="none"/>
-                <w:strike w:val="false"/>
-                <w:sz w:val="20"/>
-                <w:szCs w:val="20"/>
-                <w:color w:val="000000"/>
-              </w:rPr>
-              <w:t xml:space="preserve">[1.15, 1.28]</w:t>
-            </w:r>
-          </w:p>
-        </w:tc>
-        <w:tc>
-          <w:tcPr>
-            <w:tcBorders>
-              <w:bottom w:val="none" w:sz="0" w:space="0" w:color="000000"/>
+              <w:t xml:space="preserve">37</w:t>
+            </w:r>
+          </w:p>
+        </w:tc>
+        <w:tc>
+          <w:tcPr>
+            <w:tcBorders>
+              <w:bottom w:val="single" w:sz="4" w:space="0" w:color="000000"/>
               <w:top w:val="none" w:sz="0" w:space="0" w:color="000000"/>
               <w:left w:val="none" w:sz="0" w:space="0" w:color="000000"/>
               <w:right w:val="none" w:sz="0" w:space="0" w:color="000000"/>
@@ -1741,33 +1819,7 @@
                 <w:szCs w:val="20"/>
                 <w:color w:val="000000"/>
               </w:rPr>
-              <w:t xml:space="preserve">1.13*</w:t>
-            </w:r>
-            <w:r>
-              <w:rPr>
-                <w:rFonts w:ascii="Times New Roman" w:hAnsi="Times New Roman" w:eastAsia="Times New Roman" w:cs="Times New Roman"/>
-                <w:i w:val="false"/>
-                <w:b w:val="false"/>
-                <w:u w:val="none"/>
-                <w:strike w:val="false"/>
-                <w:sz w:val="20"/>
-                <w:szCs w:val="20"/>
-                <w:color w:val="000000"/>
-              </w:rPr>
-              <w:br/>
-            </w:r>
-            <w:r>
-              <w:rPr>
-                <w:rFonts w:ascii="Times New Roman" w:hAnsi="Times New Roman" w:eastAsia="Times New Roman" w:cs="Times New Roman"/>
-                <w:i w:val="false"/>
-                <w:b w:val="false"/>
-                <w:u w:val="none"/>
-                <w:strike w:val="false"/>
-                <w:sz w:val="20"/>
-                <w:szCs w:val="20"/>
-                <w:color w:val="000000"/>
-              </w:rPr>
-              <w:t xml:space="preserve">[1.01, 1.25]</w:t>
+              <w:t xml:space="preserve">15</w:t>
             </w:r>
           </w:p>
         </w:tc>
@@ -1778,9 +1830,10 @@
         </w:trPr>
         <w:tc>
           <w:tcPr>
+            <w:gridSpan w:val="5"/>
             <w:tcBorders>
               <w:bottom w:val="none" w:sz="0" w:space="0" w:color="000000"/>
-              <w:top w:val="none" w:sz="0" w:space="0" w:color="000000"/>
+              <w:top w:val="single" w:sz="4" w:space="0" w:color="000000"/>
               <w:left w:val="none" w:sz="0" w:space="0" w:color="000000"/>
               <w:right w:val="none" w:sz="0" w:space="0" w:color="000000"/>
             </w:tcBorders>
@@ -1804,250 +1857,30 @@
                 <w:right w:val="none" w:sz="0" w:space="0" w:color="000000"/>
               </w:pBdr>
               <w:spacing w:after="40" w:before="40" w:line="240"/>
-              <w:ind w:left="200" w:right="60" w:firstLine="0" w:firstLineChars="0"/>
-              <w:rPr>
-                <w:rFonts w:ascii="Times New Roman" w:hAnsi="Times New Roman" w:eastAsia="Times New Roman" w:cs="Times New Roman"/>
-                <w:i w:val="false"/>
-                <w:b w:val="false"/>
-                <w:u w:val="none"/>
-                <w:strike w:val="false"/>
-                <w:sz w:val="20"/>
-                <w:szCs w:val="20"/>
-                <w:color w:val="000000"/>
-              </w:rPr>
-            </w:pPr>
-            <w:r>
-              <w:rPr>
-                <w:rFonts w:ascii="Times New Roman" w:hAnsi="Times New Roman" w:eastAsia="Times New Roman" w:cs="Times New Roman"/>
-                <w:i w:val="false"/>
-                <w:b w:val="false"/>
-                <w:u w:val="none"/>
-                <w:strike w:val="false"/>
-                <w:sz w:val="20"/>
-                <w:szCs w:val="20"/>
-                <w:color w:val="000000"/>
-              </w:rPr>
-              <w:t xml:space="preserve">Intensidad (pp)</w:t>
-            </w:r>
-          </w:p>
-        </w:tc>
-        <w:tc>
-          <w:tcPr>
-            <w:tcBorders>
-              <w:bottom w:val="none" w:sz="0" w:space="0" w:color="000000"/>
-              <w:top w:val="none" w:sz="0" w:space="0" w:color="000000"/>
-              <w:left w:val="none" w:sz="0" w:space="0" w:color="000000"/>
-              <w:right w:val="none" w:sz="0" w:space="0" w:color="000000"/>
-            </w:tcBorders>
-            <w:shd w:val="clear" w:color="auto" w:fill="FFFFFF"/>
-            <w:tcMar>
-              <w:top w:w="0" w:type="dxa"/>
-              <w:bottom w:w="0" w:type="dxa"/>
-              <w:left w:w="0" w:type="dxa"/>
-              <w:right w:w="0" w:type="dxa"/>
-            </w:tcMar>
-            <w:vAlign w:val="center"/>
-          </w:tcPr>
-          <w:p>
-            <w:pPr>
-              <w:pStyle w:val="Normal"/>
-              <w:jc w:val="center"/>
-              <w:pBdr>
-                <w:bottom w:val="none" w:sz="0" w:space="0" w:color="000000"/>
-                <w:top w:val="none" w:sz="0" w:space="0" w:color="000000"/>
-                <w:left w:val="none" w:sz="0" w:space="0" w:color="000000"/>
-                <w:right w:val="none" w:sz="0" w:space="0" w:color="000000"/>
-              </w:pBdr>
-              <w:spacing w:after="40" w:before="40" w:line="240"/>
               <w:ind w:left="60" w:right="60" w:firstLine="0" w:firstLineChars="0"/>
               <w:rPr>
                 <w:rFonts w:ascii="Times New Roman" w:hAnsi="Times New Roman" w:eastAsia="Times New Roman" w:cs="Times New Roman"/>
-                <w:i w:val="false"/>
-                <w:b w:val="false"/>
-                <w:u w:val="none"/>
-                <w:strike w:val="false"/>
-                <w:sz w:val="20"/>
-                <w:szCs w:val="20"/>
-                <w:color w:val="000000"/>
-              </w:rPr>
-            </w:pPr>
-            <w:r>
-              <w:rPr>
-                <w:rFonts w:ascii="Times New Roman" w:hAnsi="Times New Roman" w:eastAsia="Times New Roman" w:cs="Times New Roman"/>
-                <w:i w:val="false"/>
-                <w:b w:val="false"/>
-                <w:u w:val="none"/>
-                <w:strike w:val="false"/>
-                <w:sz w:val="20"/>
-                <w:szCs w:val="20"/>
-                <w:color w:val="000000"/>
-              </w:rPr>
-              <w:t xml:space="preserve">N/D</w:t>
-            </w:r>
-          </w:p>
-        </w:tc>
-        <w:tc>
-          <w:tcPr>
-            <w:tcBorders>
-              <w:bottom w:val="none" w:sz="0" w:space="0" w:color="000000"/>
-              <w:top w:val="none" w:sz="0" w:space="0" w:color="000000"/>
-              <w:left w:val="none" w:sz="0" w:space="0" w:color="000000"/>
-              <w:right w:val="none" w:sz="0" w:space="0" w:color="000000"/>
-            </w:tcBorders>
-            <w:shd w:val="clear" w:color="auto" w:fill="FFFFFF"/>
-            <w:tcMar>
-              <w:top w:w="0" w:type="dxa"/>
-              <w:bottom w:w="0" w:type="dxa"/>
-              <w:left w:w="0" w:type="dxa"/>
-              <w:right w:w="0" w:type="dxa"/>
-            </w:tcMar>
-            <w:vAlign w:val="center"/>
-          </w:tcPr>
-          <w:p>
-            <w:pPr>
-              <w:pStyle w:val="Normal"/>
-              <w:jc w:val="center"/>
-              <w:pBdr>
-                <w:bottom w:val="none" w:sz="0" w:space="0" w:color="000000"/>
-                <w:top w:val="none" w:sz="0" w:space="0" w:color="000000"/>
-                <w:left w:val="none" w:sz="0" w:space="0" w:color="000000"/>
-                <w:right w:val="none" w:sz="0" w:space="0" w:color="000000"/>
-              </w:pBdr>
-              <w:spacing w:after="40" w:before="40" w:line="240"/>
-              <w:ind w:left="60" w:right="60" w:firstLine="0" w:firstLineChars="0"/>
-              <w:rPr>
-                <w:rFonts w:ascii="Times New Roman" w:hAnsi="Times New Roman" w:eastAsia="Times New Roman" w:cs="Times New Roman"/>
-                <w:i w:val="false"/>
-                <w:b w:val="false"/>
-                <w:u w:val="none"/>
-                <w:strike w:val="false"/>
-                <w:sz w:val="20"/>
-                <w:szCs w:val="20"/>
-                <w:color w:val="000000"/>
-              </w:rPr>
-            </w:pPr>
-            <w:r>
-              <w:rPr>
-                <w:rFonts w:ascii="Times New Roman" w:hAnsi="Times New Roman" w:eastAsia="Times New Roman" w:cs="Times New Roman"/>
-                <w:i w:val="false"/>
-                <w:b w:val="false"/>
-                <w:u w:val="none"/>
-                <w:strike w:val="false"/>
-                <w:sz w:val="20"/>
-                <w:szCs w:val="20"/>
-                <w:color w:val="000000"/>
-              </w:rPr>
-              <w:t xml:space="preserve">+32.4</w:t>
-            </w:r>
-          </w:p>
-        </w:tc>
-        <w:tc>
-          <w:tcPr>
-            <w:tcBorders>
-              <w:bottom w:val="none" w:sz="0" w:space="0" w:color="000000"/>
-              <w:top w:val="none" w:sz="0" w:space="0" w:color="000000"/>
-              <w:left w:val="none" w:sz="0" w:space="0" w:color="000000"/>
-              <w:right w:val="none" w:sz="0" w:space="0" w:color="000000"/>
-            </w:tcBorders>
-            <w:shd w:val="clear" w:color="auto" w:fill="FFFFFF"/>
-            <w:tcMar>
-              <w:top w:w="0" w:type="dxa"/>
-              <w:bottom w:w="0" w:type="dxa"/>
-              <w:left w:w="0" w:type="dxa"/>
-              <w:right w:w="0" w:type="dxa"/>
-            </w:tcMar>
-            <w:vAlign w:val="center"/>
-          </w:tcPr>
-          <w:p>
-            <w:pPr>
-              <w:pStyle w:val="Normal"/>
-              <w:jc w:val="center"/>
-              <w:pBdr>
-                <w:bottom w:val="none" w:sz="0" w:space="0" w:color="000000"/>
-                <w:top w:val="none" w:sz="0" w:space="0" w:color="000000"/>
-                <w:left w:val="none" w:sz="0" w:space="0" w:color="000000"/>
-                <w:right w:val="none" w:sz="0" w:space="0" w:color="000000"/>
-              </w:pBdr>
-              <w:spacing w:after="40" w:before="40" w:line="240"/>
-              <w:ind w:left="60" w:right="60" w:firstLine="0" w:firstLineChars="0"/>
-              <w:rPr>
-                <w:rFonts w:ascii="Times New Roman" w:hAnsi="Times New Roman" w:eastAsia="Times New Roman" w:cs="Times New Roman"/>
-                <w:i w:val="false"/>
-                <w:b w:val="false"/>
-                <w:u w:val="none"/>
-                <w:strike w:val="false"/>
-                <w:sz w:val="20"/>
-                <w:szCs w:val="20"/>
-                <w:color w:val="000000"/>
-              </w:rPr>
-            </w:pPr>
-            <w:r>
-              <w:rPr>
-                <w:rFonts w:ascii="Times New Roman" w:hAnsi="Times New Roman" w:eastAsia="Times New Roman" w:cs="Times New Roman"/>
-                <w:i w:val="false"/>
-                <w:b w:val="false"/>
-                <w:u w:val="none"/>
-                <w:strike w:val="false"/>
-                <w:sz w:val="20"/>
-                <w:szCs w:val="20"/>
-                <w:color w:val="000000"/>
-              </w:rPr>
-              <w:t xml:space="preserve">+33.1</w:t>
-            </w:r>
-          </w:p>
-        </w:tc>
-        <w:tc>
-          <w:tcPr>
-            <w:tcBorders>
-              <w:bottom w:val="none" w:sz="0" w:space="0" w:color="000000"/>
-              <w:top w:val="none" w:sz="0" w:space="0" w:color="000000"/>
-              <w:left w:val="none" w:sz="0" w:space="0" w:color="000000"/>
-              <w:right w:val="none" w:sz="0" w:space="0" w:color="000000"/>
-            </w:tcBorders>
-            <w:shd w:val="clear" w:color="auto" w:fill="FFFFFF"/>
-            <w:tcMar>
-              <w:top w:w="0" w:type="dxa"/>
-              <w:bottom w:w="0" w:type="dxa"/>
-              <w:left w:w="0" w:type="dxa"/>
-              <w:right w:w="0" w:type="dxa"/>
-            </w:tcMar>
-            <w:vAlign w:val="center"/>
-          </w:tcPr>
-          <w:p>
-            <w:pPr>
-              <w:pStyle w:val="Normal"/>
-              <w:jc w:val="center"/>
-              <w:pBdr>
-                <w:bottom w:val="none" w:sz="0" w:space="0" w:color="000000"/>
-                <w:top w:val="none" w:sz="0" w:space="0" w:color="000000"/>
-                <w:left w:val="none" w:sz="0" w:space="0" w:color="000000"/>
-                <w:right w:val="none" w:sz="0" w:space="0" w:color="000000"/>
-              </w:pBdr>
-              <w:spacing w:after="40" w:before="40" w:line="240"/>
-              <w:ind w:left="60" w:right="60" w:firstLine="0" w:firstLineChars="0"/>
-              <w:rPr>
-                <w:rFonts w:ascii="Times New Roman" w:hAnsi="Times New Roman" w:eastAsia="Times New Roman" w:cs="Times New Roman"/>
-                <w:i w:val="false"/>
-                <w:b w:val="false"/>
-                <w:u w:val="none"/>
-                <w:strike w:val="false"/>
-                <w:sz w:val="20"/>
-                <w:szCs w:val="20"/>
-                <w:color w:val="000000"/>
-              </w:rPr>
-            </w:pPr>
-            <w:r>
-              <w:rPr>
-                <w:rFonts w:ascii="Times New Roman" w:hAnsi="Times New Roman" w:eastAsia="Times New Roman" w:cs="Times New Roman"/>
-                <w:i w:val="false"/>
-                <w:b w:val="false"/>
-                <w:u w:val="none"/>
-                <w:strike w:val="false"/>
-                <w:sz w:val="20"/>
-                <w:szCs w:val="20"/>
-                <w:color w:val="000000"/>
-              </w:rPr>
-              <w:t xml:space="preserve">+18.8</w:t>
+                <w:i w:val="true"/>
+                <w:b w:val="false"/>
+                <w:u w:val="none"/>
+                <w:strike w:val="false"/>
+                <w:sz w:val="20"/>
+                <w:szCs w:val="20"/>
+                <w:color w:val="000000"/>
+              </w:rPr>
+            </w:pPr>
+            <w:r>
+              <w:rPr>
+                <w:rFonts w:ascii="Times New Roman" w:hAnsi="Times New Roman" w:eastAsia="Times New Roman" w:cs="Times New Roman"/>
+                <w:i w:val="true"/>
+                <w:b w:val="false"/>
+                <w:u w:val="none"/>
+                <w:strike w:val="false"/>
+                <w:sz w:val="20"/>
+                <w:szCs w:val="20"/>
+                <w:color w:val="000000"/>
+              </w:rPr>
+              <w:t xml:space="preserve">Tasa de asambleas de la escuela (gmc, por 10 pp)</w:t>
             </w:r>
           </w:p>
         </w:tc>
@@ -2059,7 +1892,7 @@
         <w:tc>
           <w:tcPr>
             <w:tcBorders>
-              <w:bottom w:val="single" w:sz="4" w:space="0" w:color="000000"/>
+              <w:bottom w:val="none" w:sz="0" w:space="0" w:color="000000"/>
               <w:top w:val="none" w:sz="0" w:space="0" w:color="000000"/>
               <w:left w:val="none" w:sz="0" w:space="0" w:color="000000"/>
               <w:right w:val="none" w:sz="0" w:space="0" w:color="000000"/>
@@ -2107,14 +1940,40 @@
                 <w:szCs w:val="20"/>
                 <w:color w:val="000000"/>
               </w:rPr>
-              <w:t xml:space="preserve">Reducción de τ₀₀ (%)</w:t>
-            </w:r>
-          </w:p>
-        </w:tc>
-        <w:tc>
-          <w:tcPr>
-            <w:tcBorders>
-              <w:bottom w:val="single" w:sz="4" w:space="0" w:color="000000"/>
+              <w:t xml:space="preserve">OR [IC 95%]</w:t>
+            </w:r>
+            <w:r>
+              <w:rPr>
+                <w:rFonts w:ascii="Times New Roman" w:hAnsi="Times New Roman" w:eastAsia="Times New Roman" w:cs="Times New Roman"/>
+                <w:i w:val="false"/>
+                <w:b w:val="false"/>
+                <w:u w:val="none"/>
+                <w:strike w:val="false"/>
+                <w:sz w:val="20"/>
+                <w:szCs w:val="20"/>
+                <w:color w:val="000000"/>
+              </w:rPr>
+              <w:br/>
+            </w:r>
+            <w:r>
+              <w:rPr>
+                <w:rFonts w:ascii="Times New Roman" w:hAnsi="Times New Roman" w:eastAsia="Times New Roman" w:cs="Times New Roman"/>
+                <w:i w:val="false"/>
+                <w:b w:val="false"/>
+                <w:u w:val="none"/>
+                <w:strike w:val="false"/>
+                <w:sz w:val="20"/>
+                <w:szCs w:val="20"/>
+                <w:color w:val="000000"/>
+              </w:rPr>
+              <w:t xml:space="preserve">AME en pp [IC 95%]</w:t>
+            </w:r>
+          </w:p>
+        </w:tc>
+        <w:tc>
+          <w:tcPr>
+            <w:tcBorders>
+              <w:bottom w:val="none" w:sz="0" w:space="0" w:color="000000"/>
               <w:top w:val="none" w:sz="0" w:space="0" w:color="000000"/>
               <w:left w:val="none" w:sz="0" w:space="0" w:color="000000"/>
               <w:right w:val="none" w:sz="0" w:space="0" w:color="000000"/>
@@ -2169,7 +2028,7 @@
         <w:tc>
           <w:tcPr>
             <w:tcBorders>
-              <w:bottom w:val="single" w:sz="4" w:space="0" w:color="000000"/>
+              <w:bottom w:val="none" w:sz="0" w:space="0" w:color="000000"/>
               <w:top w:val="none" w:sz="0" w:space="0" w:color="000000"/>
               <w:left w:val="none" w:sz="0" w:space="0" w:color="000000"/>
               <w:right w:val="none" w:sz="0" w:space="0" w:color="000000"/>
@@ -2217,14 +2076,40 @@
                 <w:szCs w:val="20"/>
                 <w:color w:val="000000"/>
               </w:rPr>
-              <w:t xml:space="preserve">31</w:t>
-            </w:r>
-          </w:p>
-        </w:tc>
-        <w:tc>
-          <w:tcPr>
-            <w:tcBorders>
-              <w:bottom w:val="single" w:sz="4" w:space="0" w:color="000000"/>
+              <w:t xml:space="preserve">1.17** [1.05, 1.29]</w:t>
+            </w:r>
+            <w:r>
+              <w:rPr>
+                <w:rFonts w:ascii="Times New Roman" w:hAnsi="Times New Roman" w:eastAsia="Times New Roman" w:cs="Times New Roman"/>
+                <w:i w:val="false"/>
+                <w:b w:val="false"/>
+                <w:u w:val="none"/>
+                <w:strike w:val="false"/>
+                <w:sz w:val="20"/>
+                <w:szCs w:val="20"/>
+                <w:color w:val="000000"/>
+              </w:rPr>
+              <w:br/>
+            </w:r>
+            <w:r>
+              <w:rPr>
+                <w:rFonts w:ascii="Times New Roman" w:hAnsi="Times New Roman" w:eastAsia="Times New Roman" w:cs="Times New Roman"/>
+                <w:i w:val="false"/>
+                <w:b w:val="false"/>
+                <w:u w:val="none"/>
+                <w:strike w:val="false"/>
+                <w:sz w:val="20"/>
+                <w:szCs w:val="20"/>
+                <w:color w:val="000000"/>
+              </w:rPr>
+              <w:t xml:space="preserve">3.3 [1.1, 5.4]</w:t>
+            </w:r>
+          </w:p>
+        </w:tc>
+        <w:tc>
+          <w:tcPr>
+            <w:tcBorders>
+              <w:bottom w:val="none" w:sz="0" w:space="0" w:color="000000"/>
               <w:top w:val="none" w:sz="0" w:space="0" w:color="000000"/>
               <w:left w:val="none" w:sz="0" w:space="0" w:color="000000"/>
               <w:right w:val="none" w:sz="0" w:space="0" w:color="000000"/>
@@ -2272,14 +2157,40 @@
                 <w:szCs w:val="20"/>
                 <w:color w:val="000000"/>
               </w:rPr>
-              <w:t xml:space="preserve">37</w:t>
-            </w:r>
-          </w:p>
-        </w:tc>
-        <w:tc>
-          <w:tcPr>
-            <w:tcBorders>
-              <w:bottom w:val="single" w:sz="4" w:space="0" w:color="000000"/>
+              <w:t xml:space="preserve">1.06 [0.95, 1.18]</w:t>
+            </w:r>
+            <w:r>
+              <w:rPr>
+                <w:rFonts w:ascii="Times New Roman" w:hAnsi="Times New Roman" w:eastAsia="Times New Roman" w:cs="Times New Roman"/>
+                <w:i w:val="false"/>
+                <w:b w:val="false"/>
+                <w:u w:val="none"/>
+                <w:strike w:val="false"/>
+                <w:sz w:val="20"/>
+                <w:szCs w:val="20"/>
+                <w:color w:val="000000"/>
+              </w:rPr>
+              <w:br/>
+            </w:r>
+            <w:r>
+              <w:rPr>
+                <w:rFonts w:ascii="Times New Roman" w:hAnsi="Times New Roman" w:eastAsia="Times New Roman" w:cs="Times New Roman"/>
+                <w:i w:val="false"/>
+                <w:b w:val="false"/>
+                <w:u w:val="none"/>
+                <w:strike w:val="false"/>
+                <w:sz w:val="20"/>
+                <w:szCs w:val="20"/>
+                <w:color w:val="000000"/>
+              </w:rPr>
+              <w:t xml:space="preserve">1.0 [−0.9, 3.0]</w:t>
+            </w:r>
+          </w:p>
+        </w:tc>
+        <w:tc>
+          <w:tcPr>
+            <w:tcBorders>
+              <w:bottom w:val="none" w:sz="0" w:space="0" w:color="000000"/>
               <w:top w:val="none" w:sz="0" w:space="0" w:color="000000"/>
               <w:left w:val="none" w:sz="0" w:space="0" w:color="000000"/>
               <w:right w:val="none" w:sz="0" w:space="0" w:color="000000"/>
@@ -2327,7 +2238,33 @@
                 <w:szCs w:val="20"/>
                 <w:color w:val="000000"/>
               </w:rPr>
-              <w:t xml:space="preserve">24</w:t>
+              <w:t xml:space="preserve">0.80* [0.65, 0.99]</w:t>
+            </w:r>
+            <w:r>
+              <w:rPr>
+                <w:rFonts w:ascii="Times New Roman" w:hAnsi="Times New Roman" w:eastAsia="Times New Roman" w:cs="Times New Roman"/>
+                <w:i w:val="false"/>
+                <w:b w:val="false"/>
+                <w:u w:val="none"/>
+                <w:strike w:val="false"/>
+                <w:sz w:val="20"/>
+                <w:szCs w:val="20"/>
+                <w:color w:val="000000"/>
+              </w:rPr>
+              <w:br/>
+            </w:r>
+            <w:r>
+              <w:rPr>
+                <w:rFonts w:ascii="Times New Roman" w:hAnsi="Times New Roman" w:eastAsia="Times New Roman" w:cs="Times New Roman"/>
+                <w:i w:val="false"/>
+                <w:b w:val="false"/>
+                <w:u w:val="none"/>
+                <w:strike w:val="false"/>
+                <w:sz w:val="20"/>
+                <w:szCs w:val="20"/>
+                <w:color w:val="000000"/>
+              </w:rPr>
+              <w:t xml:space="preserve">−3.2 [−6.3, −0.2]</w:t>
             </w:r>
           </w:p>
         </w:tc>
@@ -2338,10 +2275,9 @@
         </w:trPr>
         <w:tc>
           <w:tcPr>
-            <w:gridSpan w:val="5"/>
-            <w:tcBorders>
-              <w:bottom w:val="none" w:sz="0" w:space="0" w:color="000000"/>
-              <w:top w:val="single" w:sz="4" w:space="0" w:color="000000"/>
+            <w:tcBorders>
+              <w:bottom w:val="single" w:sz="4" w:space="0" w:color="000000"/>
+              <w:top w:val="none" w:sz="0" w:space="0" w:color="000000"/>
               <w:left w:val="none" w:sz="0" w:space="0" w:color="000000"/>
               <w:right w:val="none" w:sz="0" w:space="0" w:color="000000"/>
             </w:tcBorders>
@@ -2365,30 +2301,250 @@
                 <w:right w:val="none" w:sz="0" w:space="0" w:color="000000"/>
               </w:pBdr>
               <w:spacing w:after="40" w:before="40" w:line="240"/>
+              <w:ind w:left="200" w:right="60" w:firstLine="0" w:firstLineChars="0"/>
+              <w:rPr>
+                <w:rFonts w:ascii="Times New Roman" w:hAnsi="Times New Roman" w:eastAsia="Times New Roman" w:cs="Times New Roman"/>
+                <w:i w:val="false"/>
+                <w:b w:val="false"/>
+                <w:u w:val="none"/>
+                <w:strike w:val="false"/>
+                <w:sz w:val="20"/>
+                <w:szCs w:val="20"/>
+                <w:color w:val="000000"/>
+              </w:rPr>
+            </w:pPr>
+            <w:r>
+              <w:rPr>
+                <w:rFonts w:ascii="Times New Roman" w:hAnsi="Times New Roman" w:eastAsia="Times New Roman" w:cs="Times New Roman"/>
+                <w:i w:val="false"/>
+                <w:b w:val="false"/>
+                <w:u w:val="none"/>
+                <w:strike w:val="false"/>
+                <w:sz w:val="20"/>
+                <w:szCs w:val="20"/>
+                <w:color w:val="000000"/>
+              </w:rPr>
+              <w:t xml:space="preserve">Reducción de τ₀₀ (%)</w:t>
+            </w:r>
+          </w:p>
+        </w:tc>
+        <w:tc>
+          <w:tcPr>
+            <w:tcBorders>
+              <w:bottom w:val="single" w:sz="4" w:space="0" w:color="000000"/>
+              <w:top w:val="none" w:sz="0" w:space="0" w:color="000000"/>
+              <w:left w:val="none" w:sz="0" w:space="0" w:color="000000"/>
+              <w:right w:val="none" w:sz="0" w:space="0" w:color="000000"/>
+            </w:tcBorders>
+            <w:shd w:val="clear" w:color="auto" w:fill="FFFFFF"/>
+            <w:tcMar>
+              <w:top w:w="0" w:type="dxa"/>
+              <w:bottom w:w="0" w:type="dxa"/>
+              <w:left w:w="0" w:type="dxa"/>
+              <w:right w:w="0" w:type="dxa"/>
+            </w:tcMar>
+            <w:vAlign w:val="center"/>
+          </w:tcPr>
+          <w:p>
+            <w:pPr>
+              <w:pStyle w:val="Normal"/>
+              <w:jc w:val="center"/>
+              <w:pBdr>
+                <w:bottom w:val="none" w:sz="0" w:space="0" w:color="000000"/>
+                <w:top w:val="none" w:sz="0" w:space="0" w:color="000000"/>
+                <w:left w:val="none" w:sz="0" w:space="0" w:color="000000"/>
+                <w:right w:val="none" w:sz="0" w:space="0" w:color="000000"/>
+              </w:pBdr>
+              <w:spacing w:after="40" w:before="40" w:line="240"/>
               <w:ind w:left="60" w:right="60" w:firstLine="0" w:firstLineChars="0"/>
               <w:rPr>
                 <w:rFonts w:ascii="Times New Roman" w:hAnsi="Times New Roman" w:eastAsia="Times New Roman" w:cs="Times New Roman"/>
-                <w:i w:val="true"/>
-                <w:b w:val="false"/>
-                <w:u w:val="none"/>
-                <w:strike w:val="false"/>
-                <w:sz w:val="20"/>
-                <w:szCs w:val="20"/>
-                <w:color w:val="000000"/>
-              </w:rPr>
-            </w:pPr>
-            <w:r>
-              <w:rPr>
-                <w:rFonts w:ascii="Times New Roman" w:hAnsi="Times New Roman" w:eastAsia="Times New Roman" w:cs="Times New Roman"/>
-                <w:i w:val="true"/>
-                <w:b w:val="false"/>
-                <w:u w:val="none"/>
-                <w:strike w:val="false"/>
-                <w:sz w:val="20"/>
-                <w:szCs w:val="20"/>
-                <w:color w:val="000000"/>
-              </w:rPr>
-              <w:t xml:space="preserve">Tasa de asambleas de la escuela (gmc, por 10 pp)</w:t>
+                <w:i w:val="false"/>
+                <w:b w:val="false"/>
+                <w:u w:val="none"/>
+                <w:strike w:val="false"/>
+                <w:sz w:val="20"/>
+                <w:szCs w:val="20"/>
+                <w:color w:val="000000"/>
+              </w:rPr>
+            </w:pPr>
+            <w:r>
+              <w:rPr>
+                <w:rFonts w:ascii="Times New Roman" w:hAnsi="Times New Roman" w:eastAsia="Times New Roman" w:cs="Times New Roman"/>
+                <w:i w:val="false"/>
+                <w:b w:val="false"/>
+                <w:u w:val="none"/>
+                <w:strike w:val="false"/>
+                <w:sz w:val="20"/>
+                <w:szCs w:val="20"/>
+                <w:color w:val="000000"/>
+              </w:rPr>
+              <w:t xml:space="preserve">N/D</w:t>
+            </w:r>
+          </w:p>
+        </w:tc>
+        <w:tc>
+          <w:tcPr>
+            <w:tcBorders>
+              <w:bottom w:val="single" w:sz="4" w:space="0" w:color="000000"/>
+              <w:top w:val="none" w:sz="0" w:space="0" w:color="000000"/>
+              <w:left w:val="none" w:sz="0" w:space="0" w:color="000000"/>
+              <w:right w:val="none" w:sz="0" w:space="0" w:color="000000"/>
+            </w:tcBorders>
+            <w:shd w:val="clear" w:color="auto" w:fill="FFFFFF"/>
+            <w:tcMar>
+              <w:top w:w="0" w:type="dxa"/>
+              <w:bottom w:w="0" w:type="dxa"/>
+              <w:left w:w="0" w:type="dxa"/>
+              <w:right w:w="0" w:type="dxa"/>
+            </w:tcMar>
+            <w:vAlign w:val="center"/>
+          </w:tcPr>
+          <w:p>
+            <w:pPr>
+              <w:pStyle w:val="Normal"/>
+              <w:jc w:val="center"/>
+              <w:pBdr>
+                <w:bottom w:val="none" w:sz="0" w:space="0" w:color="000000"/>
+                <w:top w:val="none" w:sz="0" w:space="0" w:color="000000"/>
+                <w:left w:val="none" w:sz="0" w:space="0" w:color="000000"/>
+                <w:right w:val="none" w:sz="0" w:space="0" w:color="000000"/>
+              </w:pBdr>
+              <w:spacing w:after="40" w:before="40" w:line="240"/>
+              <w:ind w:left="60" w:right="60" w:firstLine="0" w:firstLineChars="0"/>
+              <w:rPr>
+                <w:rFonts w:ascii="Times New Roman" w:hAnsi="Times New Roman" w:eastAsia="Times New Roman" w:cs="Times New Roman"/>
+                <w:i w:val="false"/>
+                <w:b w:val="false"/>
+                <w:u w:val="none"/>
+                <w:strike w:val="false"/>
+                <w:sz w:val="20"/>
+                <w:szCs w:val="20"/>
+                <w:color w:val="000000"/>
+              </w:rPr>
+            </w:pPr>
+            <w:r>
+              <w:rPr>
+                <w:rFonts w:ascii="Times New Roman" w:hAnsi="Times New Roman" w:eastAsia="Times New Roman" w:cs="Times New Roman"/>
+                <w:i w:val="false"/>
+                <w:b w:val="false"/>
+                <w:u w:val="none"/>
+                <w:strike w:val="false"/>
+                <w:sz w:val="20"/>
+                <w:szCs w:val="20"/>
+                <w:color w:val="000000"/>
+              </w:rPr>
+              <w:t xml:space="preserve">7</w:t>
+            </w:r>
+          </w:p>
+        </w:tc>
+        <w:tc>
+          <w:tcPr>
+            <w:tcBorders>
+              <w:bottom w:val="single" w:sz="4" w:space="0" w:color="000000"/>
+              <w:top w:val="none" w:sz="0" w:space="0" w:color="000000"/>
+              <w:left w:val="none" w:sz="0" w:space="0" w:color="000000"/>
+              <w:right w:val="none" w:sz="0" w:space="0" w:color="000000"/>
+            </w:tcBorders>
+            <w:shd w:val="clear" w:color="auto" w:fill="FFFFFF"/>
+            <w:tcMar>
+              <w:top w:w="0" w:type="dxa"/>
+              <w:bottom w:w="0" w:type="dxa"/>
+              <w:left w:w="0" w:type="dxa"/>
+              <w:right w:w="0" w:type="dxa"/>
+            </w:tcMar>
+            <w:vAlign w:val="center"/>
+          </w:tcPr>
+          <w:p>
+            <w:pPr>
+              <w:pStyle w:val="Normal"/>
+              <w:jc w:val="center"/>
+              <w:pBdr>
+                <w:bottom w:val="none" w:sz="0" w:space="0" w:color="000000"/>
+                <w:top w:val="none" w:sz="0" w:space="0" w:color="000000"/>
+                <w:left w:val="none" w:sz="0" w:space="0" w:color="000000"/>
+                <w:right w:val="none" w:sz="0" w:space="0" w:color="000000"/>
+              </w:pBdr>
+              <w:spacing w:after="40" w:before="40" w:line="240"/>
+              <w:ind w:left="60" w:right="60" w:firstLine="0" w:firstLineChars="0"/>
+              <w:rPr>
+                <w:rFonts w:ascii="Times New Roman" w:hAnsi="Times New Roman" w:eastAsia="Times New Roman" w:cs="Times New Roman"/>
+                <w:i w:val="false"/>
+                <w:b w:val="false"/>
+                <w:u w:val="none"/>
+                <w:strike w:val="false"/>
+                <w:sz w:val="20"/>
+                <w:szCs w:val="20"/>
+                <w:color w:val="000000"/>
+              </w:rPr>
+            </w:pPr>
+            <w:r>
+              <w:rPr>
+                <w:rFonts w:ascii="Times New Roman" w:hAnsi="Times New Roman" w:eastAsia="Times New Roman" w:cs="Times New Roman"/>
+                <w:i w:val="false"/>
+                <w:b w:val="false"/>
+                <w:u w:val="none"/>
+                <w:strike w:val="false"/>
+                <w:sz w:val="20"/>
+                <w:szCs w:val="20"/>
+                <w:color w:val="000000"/>
+              </w:rPr>
+              <w:t xml:space="preserve">2</w:t>
+            </w:r>
+          </w:p>
+        </w:tc>
+        <w:tc>
+          <w:tcPr>
+            <w:tcBorders>
+              <w:bottom w:val="single" w:sz="4" w:space="0" w:color="000000"/>
+              <w:top w:val="none" w:sz="0" w:space="0" w:color="000000"/>
+              <w:left w:val="none" w:sz="0" w:space="0" w:color="000000"/>
+              <w:right w:val="none" w:sz="0" w:space="0" w:color="000000"/>
+            </w:tcBorders>
+            <w:shd w:val="clear" w:color="auto" w:fill="FFFFFF"/>
+            <w:tcMar>
+              <w:top w:w="0" w:type="dxa"/>
+              <w:bottom w:w="0" w:type="dxa"/>
+              <w:left w:w="0" w:type="dxa"/>
+              <w:right w:w="0" w:type="dxa"/>
+            </w:tcMar>
+            <w:vAlign w:val="center"/>
+          </w:tcPr>
+          <w:p>
+            <w:pPr>
+              <w:pStyle w:val="Normal"/>
+              <w:jc w:val="center"/>
+              <w:pBdr>
+                <w:bottom w:val="none" w:sz="0" w:space="0" w:color="000000"/>
+                <w:top w:val="none" w:sz="0" w:space="0" w:color="000000"/>
+                <w:left w:val="none" w:sz="0" w:space="0" w:color="000000"/>
+                <w:right w:val="none" w:sz="0" w:space="0" w:color="000000"/>
+              </w:pBdr>
+              <w:spacing w:after="40" w:before="40" w:line="240"/>
+              <w:ind w:left="60" w:right="60" w:firstLine="0" w:firstLineChars="0"/>
+              <w:rPr>
+                <w:rFonts w:ascii="Times New Roman" w:hAnsi="Times New Roman" w:eastAsia="Times New Roman" w:cs="Times New Roman"/>
+                <w:i w:val="false"/>
+                <w:b w:val="false"/>
+                <w:u w:val="none"/>
+                <w:strike w:val="false"/>
+                <w:sz w:val="20"/>
+                <w:szCs w:val="20"/>
+                <w:color w:val="000000"/>
+              </w:rPr>
+            </w:pPr>
+            <w:r>
+              <w:rPr>
+                <w:rFonts w:ascii="Times New Roman" w:hAnsi="Times New Roman" w:eastAsia="Times New Roman" w:cs="Times New Roman"/>
+                <w:i w:val="false"/>
+                <w:b w:val="false"/>
+                <w:u w:val="none"/>
+                <w:strike w:val="false"/>
+                <w:sz w:val="20"/>
+                <w:szCs w:val="20"/>
+                <w:color w:val="000000"/>
+              </w:rPr>
+              <w:t xml:space="preserve">14</w:t>
             </w:r>
           </w:p>
         </w:tc>
@@ -2399,9 +2555,10 @@
         </w:trPr>
         <w:tc>
           <w:tcPr>
+            <w:gridSpan w:val="5"/>
             <w:tcBorders>
               <w:bottom w:val="none" w:sz="0" w:space="0" w:color="000000"/>
-              <w:top w:val="none" w:sz="0" w:space="0" w:color="000000"/>
+              <w:top w:val="single" w:sz="4" w:space="0" w:color="000000"/>
               <w:left w:val="none" w:sz="0" w:space="0" w:color="000000"/>
               <w:right w:val="none" w:sz="0" w:space="0" w:color="000000"/>
             </w:tcBorders>
@@ -2425,328 +2582,30 @@
                 <w:right w:val="none" w:sz="0" w:space="0" w:color="000000"/>
               </w:pBdr>
               <w:spacing w:after="40" w:before="40" w:line="240"/>
-              <w:ind w:left="200" w:right="60" w:firstLine="0" w:firstLineChars="0"/>
-              <w:rPr>
-                <w:rFonts w:ascii="Times New Roman" w:hAnsi="Times New Roman" w:eastAsia="Times New Roman" w:cs="Times New Roman"/>
-                <w:i w:val="false"/>
-                <w:b w:val="false"/>
-                <w:u w:val="none"/>
-                <w:strike w:val="false"/>
-                <w:sz w:val="20"/>
-                <w:szCs w:val="20"/>
-                <w:color w:val="000000"/>
-              </w:rPr>
-            </w:pPr>
-            <w:r>
-              <w:rPr>
-                <w:rFonts w:ascii="Times New Roman" w:hAnsi="Times New Roman" w:eastAsia="Times New Roman" w:cs="Times New Roman"/>
-                <w:i w:val="false"/>
-                <w:b w:val="false"/>
-                <w:u w:val="none"/>
-                <w:strike w:val="false"/>
-                <w:sz w:val="20"/>
-                <w:szCs w:val="20"/>
-                <w:color w:val="000000"/>
-              </w:rPr>
-              <w:t xml:space="preserve">OR [IC 95%]</w:t>
-            </w:r>
-          </w:p>
-        </w:tc>
-        <w:tc>
-          <w:tcPr>
-            <w:tcBorders>
-              <w:bottom w:val="none" w:sz="0" w:space="0" w:color="000000"/>
-              <w:top w:val="none" w:sz="0" w:space="0" w:color="000000"/>
-              <w:left w:val="none" w:sz="0" w:space="0" w:color="000000"/>
-              <w:right w:val="none" w:sz="0" w:space="0" w:color="000000"/>
-            </w:tcBorders>
-            <w:shd w:val="clear" w:color="auto" w:fill="FFFFFF"/>
-            <w:tcMar>
-              <w:top w:w="0" w:type="dxa"/>
-              <w:bottom w:w="0" w:type="dxa"/>
-              <w:left w:w="0" w:type="dxa"/>
-              <w:right w:w="0" w:type="dxa"/>
-            </w:tcMar>
-            <w:vAlign w:val="center"/>
-          </w:tcPr>
-          <w:p>
-            <w:pPr>
-              <w:pStyle w:val="Normal"/>
-              <w:jc w:val="center"/>
-              <w:pBdr>
-                <w:bottom w:val="none" w:sz="0" w:space="0" w:color="000000"/>
-                <w:top w:val="none" w:sz="0" w:space="0" w:color="000000"/>
-                <w:left w:val="none" w:sz="0" w:space="0" w:color="000000"/>
-                <w:right w:val="none" w:sz="0" w:space="0" w:color="000000"/>
-              </w:pBdr>
-              <w:spacing w:after="40" w:before="40" w:line="240"/>
               <w:ind w:left="60" w:right="60" w:firstLine="0" w:firstLineChars="0"/>
               <w:rPr>
                 <w:rFonts w:ascii="Times New Roman" w:hAnsi="Times New Roman" w:eastAsia="Times New Roman" w:cs="Times New Roman"/>
-                <w:i w:val="false"/>
-                <w:b w:val="false"/>
-                <w:u w:val="none"/>
-                <w:strike w:val="false"/>
-                <w:sz w:val="20"/>
-                <w:szCs w:val="20"/>
-                <w:color w:val="000000"/>
-              </w:rPr>
-            </w:pPr>
-            <w:r>
-              <w:rPr>
-                <w:rFonts w:ascii="Times New Roman" w:hAnsi="Times New Roman" w:eastAsia="Times New Roman" w:cs="Times New Roman"/>
-                <w:i w:val="false"/>
-                <w:b w:val="false"/>
-                <w:u w:val="none"/>
-                <w:strike w:val="false"/>
-                <w:sz w:val="20"/>
-                <w:szCs w:val="20"/>
-                <w:color w:val="000000"/>
-              </w:rPr>
-              <w:t xml:space="preserve">N/D</w:t>
-            </w:r>
-          </w:p>
-        </w:tc>
-        <w:tc>
-          <w:tcPr>
-            <w:tcBorders>
-              <w:bottom w:val="none" w:sz="0" w:space="0" w:color="000000"/>
-              <w:top w:val="none" w:sz="0" w:space="0" w:color="000000"/>
-              <w:left w:val="none" w:sz="0" w:space="0" w:color="000000"/>
-              <w:right w:val="none" w:sz="0" w:space="0" w:color="000000"/>
-            </w:tcBorders>
-            <w:shd w:val="clear" w:color="auto" w:fill="FFFFFF"/>
-            <w:tcMar>
-              <w:top w:w="0" w:type="dxa"/>
-              <w:bottom w:w="0" w:type="dxa"/>
-              <w:left w:w="0" w:type="dxa"/>
-              <w:right w:w="0" w:type="dxa"/>
-            </w:tcMar>
-            <w:vAlign w:val="center"/>
-          </w:tcPr>
-          <w:p>
-            <w:pPr>
-              <w:pStyle w:val="Normal"/>
-              <w:jc w:val="center"/>
-              <w:pBdr>
-                <w:bottom w:val="none" w:sz="0" w:space="0" w:color="000000"/>
-                <w:top w:val="none" w:sz="0" w:space="0" w:color="000000"/>
-                <w:left w:val="none" w:sz="0" w:space="0" w:color="000000"/>
-                <w:right w:val="none" w:sz="0" w:space="0" w:color="000000"/>
-              </w:pBdr>
-              <w:spacing w:after="40" w:before="40" w:line="240"/>
-              <w:ind w:left="60" w:right="60" w:firstLine="0" w:firstLineChars="0"/>
-              <w:rPr>
-                <w:rFonts w:ascii="Times New Roman" w:hAnsi="Times New Roman" w:eastAsia="Times New Roman" w:cs="Times New Roman"/>
-                <w:i w:val="false"/>
-                <w:b w:val="false"/>
-                <w:u w:val="none"/>
-                <w:strike w:val="false"/>
-                <w:sz w:val="20"/>
-                <w:szCs w:val="20"/>
-                <w:color w:val="000000"/>
-              </w:rPr>
-            </w:pPr>
-            <w:r>
-              <w:rPr>
-                <w:rFonts w:ascii="Times New Roman" w:hAnsi="Times New Roman" w:eastAsia="Times New Roman" w:cs="Times New Roman"/>
-                <w:i w:val="false"/>
-                <w:b w:val="false"/>
-                <w:u w:val="none"/>
-                <w:strike w:val="false"/>
-                <w:sz w:val="20"/>
-                <w:szCs w:val="20"/>
-                <w:color w:val="000000"/>
-              </w:rPr>
-              <w:t xml:space="preserve">1.17**</w:t>
-            </w:r>
-            <w:r>
-              <w:rPr>
-                <w:rFonts w:ascii="Times New Roman" w:hAnsi="Times New Roman" w:eastAsia="Times New Roman" w:cs="Times New Roman"/>
-                <w:i w:val="false"/>
-                <w:b w:val="false"/>
-                <w:u w:val="none"/>
-                <w:strike w:val="false"/>
-                <w:sz w:val="20"/>
-                <w:szCs w:val="20"/>
-                <w:color w:val="000000"/>
-              </w:rPr>
-              <w:br/>
-            </w:r>
-            <w:r>
-              <w:rPr>
-                <w:rFonts w:ascii="Times New Roman" w:hAnsi="Times New Roman" w:eastAsia="Times New Roman" w:cs="Times New Roman"/>
-                <w:i w:val="false"/>
-                <w:b w:val="false"/>
-                <w:u w:val="none"/>
-                <w:strike w:val="false"/>
-                <w:sz w:val="20"/>
-                <w:szCs w:val="20"/>
-                <w:color w:val="000000"/>
-              </w:rPr>
-              <w:t xml:space="preserve">[1.05, 1.29]</w:t>
-            </w:r>
-          </w:p>
-        </w:tc>
-        <w:tc>
-          <w:tcPr>
-            <w:tcBorders>
-              <w:bottom w:val="none" w:sz="0" w:space="0" w:color="000000"/>
-              <w:top w:val="none" w:sz="0" w:space="0" w:color="000000"/>
-              <w:left w:val="none" w:sz="0" w:space="0" w:color="000000"/>
-              <w:right w:val="none" w:sz="0" w:space="0" w:color="000000"/>
-            </w:tcBorders>
-            <w:shd w:val="clear" w:color="auto" w:fill="FFFFFF"/>
-            <w:tcMar>
-              <w:top w:w="0" w:type="dxa"/>
-              <w:bottom w:w="0" w:type="dxa"/>
-              <w:left w:w="0" w:type="dxa"/>
-              <w:right w:w="0" w:type="dxa"/>
-            </w:tcMar>
-            <w:vAlign w:val="center"/>
-          </w:tcPr>
-          <w:p>
-            <w:pPr>
-              <w:pStyle w:val="Normal"/>
-              <w:jc w:val="center"/>
-              <w:pBdr>
-                <w:bottom w:val="none" w:sz="0" w:space="0" w:color="000000"/>
-                <w:top w:val="none" w:sz="0" w:space="0" w:color="000000"/>
-                <w:left w:val="none" w:sz="0" w:space="0" w:color="000000"/>
-                <w:right w:val="none" w:sz="0" w:space="0" w:color="000000"/>
-              </w:pBdr>
-              <w:spacing w:after="40" w:before="40" w:line="240"/>
-              <w:ind w:left="60" w:right="60" w:firstLine="0" w:firstLineChars="0"/>
-              <w:rPr>
-                <w:rFonts w:ascii="Times New Roman" w:hAnsi="Times New Roman" w:eastAsia="Times New Roman" w:cs="Times New Roman"/>
-                <w:i w:val="false"/>
-                <w:b w:val="false"/>
-                <w:u w:val="none"/>
-                <w:strike w:val="false"/>
-                <w:sz w:val="20"/>
-                <w:szCs w:val="20"/>
-                <w:color w:val="000000"/>
-              </w:rPr>
-            </w:pPr>
-            <w:r>
-              <w:rPr>
-                <w:rFonts w:ascii="Times New Roman" w:hAnsi="Times New Roman" w:eastAsia="Times New Roman" w:cs="Times New Roman"/>
-                <w:i w:val="false"/>
-                <w:b w:val="false"/>
-                <w:u w:val="none"/>
-                <w:strike w:val="false"/>
-                <w:sz w:val="20"/>
-                <w:szCs w:val="20"/>
-                <w:color w:val="000000"/>
-              </w:rPr>
-              <w:t xml:space="preserve">1.06</w:t>
-            </w:r>
-            <w:r>
-              <w:rPr>
-                <w:rFonts w:ascii="Times New Roman" w:hAnsi="Times New Roman" w:eastAsia="Times New Roman" w:cs="Times New Roman"/>
-                <w:i w:val="false"/>
-                <w:b w:val="false"/>
-                <w:u w:val="none"/>
-                <w:strike w:val="false"/>
-                <w:sz w:val="20"/>
-                <w:szCs w:val="20"/>
-                <w:color w:val="000000"/>
-              </w:rPr>
-              <w:br/>
-            </w:r>
-            <w:r>
-              <w:rPr>
-                <w:rFonts w:ascii="Times New Roman" w:hAnsi="Times New Roman" w:eastAsia="Times New Roman" w:cs="Times New Roman"/>
-                <w:i w:val="false"/>
-                <w:b w:val="false"/>
-                <w:u w:val="none"/>
-                <w:strike w:val="false"/>
-                <w:sz w:val="20"/>
-                <w:szCs w:val="20"/>
-                <w:color w:val="000000"/>
-              </w:rPr>
-              <w:t xml:space="preserve">[0.95, 1.18]</w:t>
-            </w:r>
-          </w:p>
-        </w:tc>
-        <w:tc>
-          <w:tcPr>
-            <w:tcBorders>
-              <w:bottom w:val="none" w:sz="0" w:space="0" w:color="000000"/>
-              <w:top w:val="none" w:sz="0" w:space="0" w:color="000000"/>
-              <w:left w:val="none" w:sz="0" w:space="0" w:color="000000"/>
-              <w:right w:val="none" w:sz="0" w:space="0" w:color="000000"/>
-            </w:tcBorders>
-            <w:shd w:val="clear" w:color="auto" w:fill="FFFFFF"/>
-            <w:tcMar>
-              <w:top w:w="0" w:type="dxa"/>
-              <w:bottom w:w="0" w:type="dxa"/>
-              <w:left w:w="0" w:type="dxa"/>
-              <w:right w:w="0" w:type="dxa"/>
-            </w:tcMar>
-            <w:vAlign w:val="center"/>
-          </w:tcPr>
-          <w:p>
-            <w:pPr>
-              <w:pStyle w:val="Normal"/>
-              <w:jc w:val="center"/>
-              <w:pBdr>
-                <w:bottom w:val="none" w:sz="0" w:space="0" w:color="000000"/>
-                <w:top w:val="none" w:sz="0" w:space="0" w:color="000000"/>
-                <w:left w:val="none" w:sz="0" w:space="0" w:color="000000"/>
-                <w:right w:val="none" w:sz="0" w:space="0" w:color="000000"/>
-              </w:pBdr>
-              <w:spacing w:after="40" w:before="40" w:line="240"/>
-              <w:ind w:left="60" w:right="60" w:firstLine="0" w:firstLineChars="0"/>
-              <w:rPr>
-                <w:rFonts w:ascii="Times New Roman" w:hAnsi="Times New Roman" w:eastAsia="Times New Roman" w:cs="Times New Roman"/>
-                <w:i w:val="false"/>
-                <w:b w:val="false"/>
-                <w:u w:val="none"/>
-                <w:strike w:val="false"/>
-                <w:sz w:val="20"/>
-                <w:szCs w:val="20"/>
-                <w:color w:val="000000"/>
-              </w:rPr>
-            </w:pPr>
-            <w:r>
-              <w:rPr>
-                <w:rFonts w:ascii="Times New Roman" w:hAnsi="Times New Roman" w:eastAsia="Times New Roman" w:cs="Times New Roman"/>
-                <w:i w:val="false"/>
-                <w:b w:val="false"/>
-                <w:u w:val="none"/>
-                <w:strike w:val="false"/>
-                <w:sz w:val="20"/>
-                <w:szCs w:val="20"/>
-                <w:color w:val="000000"/>
-              </w:rPr>
-              <w:t xml:space="preserve">0.79*</w:t>
-            </w:r>
-            <w:r>
-              <w:rPr>
-                <w:rFonts w:ascii="Times New Roman" w:hAnsi="Times New Roman" w:eastAsia="Times New Roman" w:cs="Times New Roman"/>
-                <w:i w:val="false"/>
-                <w:b w:val="false"/>
-                <w:u w:val="none"/>
-                <w:strike w:val="false"/>
-                <w:sz w:val="20"/>
-                <w:szCs w:val="20"/>
-                <w:color w:val="000000"/>
-              </w:rPr>
-              <w:br/>
-            </w:r>
-            <w:r>
-              <w:rPr>
-                <w:rFonts w:ascii="Times New Roman" w:hAnsi="Times New Roman" w:eastAsia="Times New Roman" w:cs="Times New Roman"/>
-                <w:i w:val="false"/>
-                <w:b w:val="false"/>
-                <w:u w:val="none"/>
-                <w:strike w:val="false"/>
-                <w:sz w:val="20"/>
-                <w:szCs w:val="20"/>
-                <w:color w:val="000000"/>
-              </w:rPr>
-              <w:t xml:space="preserve">[0.64, 0.98]</w:t>
+                <w:i w:val="true"/>
+                <w:b w:val="false"/>
+                <w:u w:val="none"/>
+                <w:strike w:val="false"/>
+                <w:sz w:val="20"/>
+                <w:szCs w:val="20"/>
+                <w:color w:val="000000"/>
+              </w:rPr>
+            </w:pPr>
+            <w:r>
+              <w:rPr>
+                <w:rFonts w:ascii="Times New Roman" w:hAnsi="Times New Roman" w:eastAsia="Times New Roman" w:cs="Times New Roman"/>
+                <w:i w:val="true"/>
+                <w:b w:val="false"/>
+                <w:u w:val="none"/>
+                <w:strike w:val="false"/>
+                <w:sz w:val="20"/>
+                <w:szCs w:val="20"/>
+                <w:color w:val="000000"/>
+              </w:rPr>
+              <w:t xml:space="preserve">Aprendizaje sobre el voto de la escuela (gmc, por 10 pp)</w:t>
             </w:r>
           </w:p>
         </w:tc>
@@ -2806,7 +2665,33 @@
                 <w:szCs w:val="20"/>
                 <w:color w:val="000000"/>
               </w:rPr>
-              <w:t xml:space="preserve">Intensidad (pp)</w:t>
+              <w:t xml:space="preserve">OR [IC 95%]</w:t>
+            </w:r>
+            <w:r>
+              <w:rPr>
+                <w:rFonts w:ascii="Times New Roman" w:hAnsi="Times New Roman" w:eastAsia="Times New Roman" w:cs="Times New Roman"/>
+                <w:i w:val="false"/>
+                <w:b w:val="false"/>
+                <w:u w:val="none"/>
+                <w:strike w:val="false"/>
+                <w:sz w:val="20"/>
+                <w:szCs w:val="20"/>
+                <w:color w:val="000000"/>
+              </w:rPr>
+              <w:br/>
+            </w:r>
+            <w:r>
+              <w:rPr>
+                <w:rFonts w:ascii="Times New Roman" w:hAnsi="Times New Roman" w:eastAsia="Times New Roman" w:cs="Times New Roman"/>
+                <w:i w:val="false"/>
+                <w:b w:val="false"/>
+                <w:u w:val="none"/>
+                <w:strike w:val="false"/>
+                <w:sz w:val="20"/>
+                <w:szCs w:val="20"/>
+                <w:color w:val="000000"/>
+              </w:rPr>
+              <w:t xml:space="preserve">AME en pp [IC 95%]</w:t>
             </w:r>
           </w:p>
         </w:tc>
@@ -2861,7 +2746,33 @@
                 <w:szCs w:val="20"/>
                 <w:color w:val="000000"/>
               </w:rPr>
-              <w:t xml:space="preserve">N/D</w:t>
+              <w:t xml:space="preserve">1.17*** [1.10, 1.24]</w:t>
+            </w:r>
+            <w:r>
+              <w:rPr>
+                <w:rFonts w:ascii="Times New Roman" w:hAnsi="Times New Roman" w:eastAsia="Times New Roman" w:cs="Times New Roman"/>
+                <w:i w:val="false"/>
+                <w:b w:val="false"/>
+                <w:u w:val="none"/>
+                <w:strike w:val="false"/>
+                <w:sz w:val="20"/>
+                <w:szCs w:val="20"/>
+                <w:color w:val="000000"/>
+              </w:rPr>
+              <w:br/>
+            </w:r>
+            <w:r>
+              <w:rPr>
+                <w:rFonts w:ascii="Times New Roman" w:hAnsi="Times New Roman" w:eastAsia="Times New Roman" w:cs="Times New Roman"/>
+                <w:i w:val="false"/>
+                <w:b w:val="false"/>
+                <w:u w:val="none"/>
+                <w:strike w:val="false"/>
+                <w:sz w:val="20"/>
+                <w:szCs w:val="20"/>
+                <w:color w:val="000000"/>
+              </w:rPr>
+              <w:t xml:space="preserve">2.2 [1.4, 3.0]</w:t>
             </w:r>
           </w:p>
         </w:tc>
@@ -2916,7 +2827,7 @@
                 <w:szCs w:val="20"/>
                 <w:color w:val="000000"/>
               </w:rPr>
-              <w:t xml:space="preserve">+26.2</w:t>
+              <w:t xml:space="preserve">N/D</w:t>
             </w:r>
           </w:p>
         </w:tc>
@@ -2971,7 +2882,33 @@
                 <w:szCs w:val="20"/>
                 <w:color w:val="000000"/>
               </w:rPr>
-              <w:t xml:space="preserve">+5.3</w:t>
+              <w:t xml:space="preserve">1.25*** [1.17, 1.34]</w:t>
+            </w:r>
+            <w:r>
+              <w:rPr>
+                <w:rFonts w:ascii="Times New Roman" w:hAnsi="Times New Roman" w:eastAsia="Times New Roman" w:cs="Times New Roman"/>
+                <w:i w:val="false"/>
+                <w:b w:val="false"/>
+                <w:u w:val="none"/>
+                <w:strike w:val="false"/>
+                <w:sz w:val="20"/>
+                <w:szCs w:val="20"/>
+                <w:color w:val="000000"/>
+              </w:rPr>
+              <w:br/>
+            </w:r>
+            <w:r>
+              <w:rPr>
+                <w:rFonts w:ascii="Times New Roman" w:hAnsi="Times New Roman" w:eastAsia="Times New Roman" w:cs="Times New Roman"/>
+                <w:i w:val="false"/>
+                <w:b w:val="false"/>
+                <w:u w:val="none"/>
+                <w:strike w:val="false"/>
+                <w:sz w:val="20"/>
+                <w:szCs w:val="20"/>
+                <w:color w:val="000000"/>
+              </w:rPr>
+              <w:t xml:space="preserve">4.1 [2.9, 5.3]</w:t>
             </w:r>
           </w:p>
         </w:tc>
@@ -3026,7 +2963,7 @@
                 <w:szCs w:val="20"/>
                 <w:color w:val="000000"/>
               </w:rPr>
-              <w:t xml:space="preserve">−17.5</w:t>
+              <w:t xml:space="preserve">N/D</w:t>
             </w:r>
           </w:p>
         </w:tc>
@@ -3141,7 +3078,7 @@
                 <w:szCs w:val="20"/>
                 <w:color w:val="000000"/>
               </w:rPr>
-              <w:t xml:space="preserve">N/D</w:t>
+              <w:t xml:space="preserve">33</w:t>
             </w:r>
           </w:p>
         </w:tc>
@@ -3196,7 +3133,7 @@
                 <w:szCs w:val="20"/>
                 <w:color w:val="000000"/>
               </w:rPr>
-              <w:t xml:space="preserve">7</w:t>
+              <w:t xml:space="preserve">N/D</w:t>
             </w:r>
           </w:p>
         </w:tc>
@@ -3251,7 +3188,7 @@
                 <w:szCs w:val="20"/>
                 <w:color w:val="000000"/>
               </w:rPr>
-              <w:t xml:space="preserve">2</w:t>
+              <w:t xml:space="preserve">40</w:t>
             </w:r>
           </w:p>
         </w:tc>
@@ -3306,7 +3243,7 @@
                 <w:szCs w:val="20"/>
                 <w:color w:val="000000"/>
               </w:rPr>
-              <w:t xml:space="preserve">15</w:t>
+              <w:t xml:space="preserve">N/D</w:t>
             </w:r>
           </w:p>
         </w:tc>
@@ -3367,7 +3304,7 @@
                 <w:szCs w:val="20"/>
                 <w:color w:val="000000"/>
               </w:rPr>
-              <w:t xml:space="preserve">Aprendizaje sobre el voto de la escuela (gmc, por 10 pp)</w:t>
+              <w:t xml:space="preserve">Estadísticos de ajuste</w:t>
             </w:r>
           </w:p>
         </w:tc>
@@ -3379,618 +3316,6 @@
         <w:tc>
           <w:tcPr>
             <w:tcBorders>
-              <w:bottom w:val="none" w:sz="0" w:space="0" w:color="000000"/>
-              <w:top w:val="none" w:sz="0" w:space="0" w:color="000000"/>
-              <w:left w:val="none" w:sz="0" w:space="0" w:color="000000"/>
-              <w:right w:val="none" w:sz="0" w:space="0" w:color="000000"/>
-            </w:tcBorders>
-            <w:shd w:val="clear" w:color="auto" w:fill="FFFFFF"/>
-            <w:tcMar>
-              <w:top w:w="0" w:type="dxa"/>
-              <w:bottom w:w="0" w:type="dxa"/>
-              <w:left w:w="0" w:type="dxa"/>
-              <w:right w:w="0" w:type="dxa"/>
-            </w:tcMar>
-            <w:vAlign w:val="center"/>
-          </w:tcPr>
-          <w:p>
-            <w:pPr>
-              <w:pStyle w:val="Normal"/>
-              <w:jc w:val="left"/>
-              <w:pBdr>
-                <w:bottom w:val="none" w:sz="0" w:space="0" w:color="000000"/>
-                <w:top w:val="none" w:sz="0" w:space="0" w:color="000000"/>
-                <w:left w:val="none" w:sz="0" w:space="0" w:color="000000"/>
-                <w:right w:val="none" w:sz="0" w:space="0" w:color="000000"/>
-              </w:pBdr>
-              <w:spacing w:after="40" w:before="40" w:line="240"/>
-              <w:ind w:left="200" w:right="60" w:firstLine="0" w:firstLineChars="0"/>
-              <w:rPr>
-                <w:rFonts w:ascii="Times New Roman" w:hAnsi="Times New Roman" w:eastAsia="Times New Roman" w:cs="Times New Roman"/>
-                <w:i w:val="false"/>
-                <w:b w:val="false"/>
-                <w:u w:val="none"/>
-                <w:strike w:val="false"/>
-                <w:sz w:val="20"/>
-                <w:szCs w:val="20"/>
-                <w:color w:val="000000"/>
-              </w:rPr>
-            </w:pPr>
-            <w:r>
-              <w:rPr>
-                <w:rFonts w:ascii="Times New Roman" w:hAnsi="Times New Roman" w:eastAsia="Times New Roman" w:cs="Times New Roman"/>
-                <w:i w:val="false"/>
-                <w:b w:val="false"/>
-                <w:u w:val="none"/>
-                <w:strike w:val="false"/>
-                <w:sz w:val="20"/>
-                <w:szCs w:val="20"/>
-                <w:color w:val="000000"/>
-              </w:rPr>
-              <w:t xml:space="preserve">OR [IC 95%]</w:t>
-            </w:r>
-          </w:p>
-        </w:tc>
-        <w:tc>
-          <w:tcPr>
-            <w:tcBorders>
-              <w:bottom w:val="none" w:sz="0" w:space="0" w:color="000000"/>
-              <w:top w:val="none" w:sz="0" w:space="0" w:color="000000"/>
-              <w:left w:val="none" w:sz="0" w:space="0" w:color="000000"/>
-              <w:right w:val="none" w:sz="0" w:space="0" w:color="000000"/>
-            </w:tcBorders>
-            <w:shd w:val="clear" w:color="auto" w:fill="FFFFFF"/>
-            <w:tcMar>
-              <w:top w:w="0" w:type="dxa"/>
-              <w:bottom w:w="0" w:type="dxa"/>
-              <w:left w:w="0" w:type="dxa"/>
-              <w:right w:w="0" w:type="dxa"/>
-            </w:tcMar>
-            <w:vAlign w:val="center"/>
-          </w:tcPr>
-          <w:p>
-            <w:pPr>
-              <w:pStyle w:val="Normal"/>
-              <w:jc w:val="center"/>
-              <w:pBdr>
-                <w:bottom w:val="none" w:sz="0" w:space="0" w:color="000000"/>
-                <w:top w:val="none" w:sz="0" w:space="0" w:color="000000"/>
-                <w:left w:val="none" w:sz="0" w:space="0" w:color="000000"/>
-                <w:right w:val="none" w:sz="0" w:space="0" w:color="000000"/>
-              </w:pBdr>
-              <w:spacing w:after="40" w:before="40" w:line="240"/>
-              <w:ind w:left="60" w:right="60" w:firstLine="0" w:firstLineChars="0"/>
-              <w:rPr>
-                <w:rFonts w:ascii="Times New Roman" w:hAnsi="Times New Roman" w:eastAsia="Times New Roman" w:cs="Times New Roman"/>
-                <w:i w:val="false"/>
-                <w:b w:val="false"/>
-                <w:u w:val="none"/>
-                <w:strike w:val="false"/>
-                <w:sz w:val="20"/>
-                <w:szCs w:val="20"/>
-                <w:color w:val="000000"/>
-              </w:rPr>
-            </w:pPr>
-            <w:r>
-              <w:rPr>
-                <w:rFonts w:ascii="Times New Roman" w:hAnsi="Times New Roman" w:eastAsia="Times New Roman" w:cs="Times New Roman"/>
-                <w:i w:val="false"/>
-                <w:b w:val="false"/>
-                <w:u w:val="none"/>
-                <w:strike w:val="false"/>
-                <w:sz w:val="20"/>
-                <w:szCs w:val="20"/>
-                <w:color w:val="000000"/>
-              </w:rPr>
-              <w:t xml:space="preserve">1.17***</w:t>
-            </w:r>
-            <w:r>
-              <w:rPr>
-                <w:rFonts w:ascii="Times New Roman" w:hAnsi="Times New Roman" w:eastAsia="Times New Roman" w:cs="Times New Roman"/>
-                <w:i w:val="false"/>
-                <w:b w:val="false"/>
-                <w:u w:val="none"/>
-                <w:strike w:val="false"/>
-                <w:sz w:val="20"/>
-                <w:szCs w:val="20"/>
-                <w:color w:val="000000"/>
-              </w:rPr>
-              <w:br/>
-            </w:r>
-            <w:r>
-              <w:rPr>
-                <w:rFonts w:ascii="Times New Roman" w:hAnsi="Times New Roman" w:eastAsia="Times New Roman" w:cs="Times New Roman"/>
-                <w:i w:val="false"/>
-                <w:b w:val="false"/>
-                <w:u w:val="none"/>
-                <w:strike w:val="false"/>
-                <w:sz w:val="20"/>
-                <w:szCs w:val="20"/>
-                <w:color w:val="000000"/>
-              </w:rPr>
-              <w:t xml:space="preserve">[1.10, 1.24]</w:t>
-            </w:r>
-          </w:p>
-        </w:tc>
-        <w:tc>
-          <w:tcPr>
-            <w:tcBorders>
-              <w:bottom w:val="none" w:sz="0" w:space="0" w:color="000000"/>
-              <w:top w:val="none" w:sz="0" w:space="0" w:color="000000"/>
-              <w:left w:val="none" w:sz="0" w:space="0" w:color="000000"/>
-              <w:right w:val="none" w:sz="0" w:space="0" w:color="000000"/>
-            </w:tcBorders>
-            <w:shd w:val="clear" w:color="auto" w:fill="FFFFFF"/>
-            <w:tcMar>
-              <w:top w:w="0" w:type="dxa"/>
-              <w:bottom w:w="0" w:type="dxa"/>
-              <w:left w:w="0" w:type="dxa"/>
-              <w:right w:w="0" w:type="dxa"/>
-            </w:tcMar>
-            <w:vAlign w:val="center"/>
-          </w:tcPr>
-          <w:p>
-            <w:pPr>
-              <w:pStyle w:val="Normal"/>
-              <w:jc w:val="center"/>
-              <w:pBdr>
-                <w:bottom w:val="none" w:sz="0" w:space="0" w:color="000000"/>
-                <w:top w:val="none" w:sz="0" w:space="0" w:color="000000"/>
-                <w:left w:val="none" w:sz="0" w:space="0" w:color="000000"/>
-                <w:right w:val="none" w:sz="0" w:space="0" w:color="000000"/>
-              </w:pBdr>
-              <w:spacing w:after="40" w:before="40" w:line="240"/>
-              <w:ind w:left="60" w:right="60" w:firstLine="0" w:firstLineChars="0"/>
-              <w:rPr>
-                <w:rFonts w:ascii="Times New Roman" w:hAnsi="Times New Roman" w:eastAsia="Times New Roman" w:cs="Times New Roman"/>
-                <w:i w:val="false"/>
-                <w:b w:val="false"/>
-                <w:u w:val="none"/>
-                <w:strike w:val="false"/>
-                <w:sz w:val="20"/>
-                <w:szCs w:val="20"/>
-                <w:color w:val="000000"/>
-              </w:rPr>
-            </w:pPr>
-            <w:r>
-              <w:rPr>
-                <w:rFonts w:ascii="Times New Roman" w:hAnsi="Times New Roman" w:eastAsia="Times New Roman" w:cs="Times New Roman"/>
-                <w:i w:val="false"/>
-                <w:b w:val="false"/>
-                <w:u w:val="none"/>
-                <w:strike w:val="false"/>
-                <w:sz w:val="20"/>
-                <w:szCs w:val="20"/>
-                <w:color w:val="000000"/>
-              </w:rPr>
-              <w:t xml:space="preserve">N/D</w:t>
-            </w:r>
-          </w:p>
-        </w:tc>
-        <w:tc>
-          <w:tcPr>
-            <w:tcBorders>
-              <w:bottom w:val="none" w:sz="0" w:space="0" w:color="000000"/>
-              <w:top w:val="none" w:sz="0" w:space="0" w:color="000000"/>
-              <w:left w:val="none" w:sz="0" w:space="0" w:color="000000"/>
-              <w:right w:val="none" w:sz="0" w:space="0" w:color="000000"/>
-            </w:tcBorders>
-            <w:shd w:val="clear" w:color="auto" w:fill="FFFFFF"/>
-            <w:tcMar>
-              <w:top w:w="0" w:type="dxa"/>
-              <w:bottom w:w="0" w:type="dxa"/>
-              <w:left w:w="0" w:type="dxa"/>
-              <w:right w:w="0" w:type="dxa"/>
-            </w:tcMar>
-            <w:vAlign w:val="center"/>
-          </w:tcPr>
-          <w:p>
-            <w:pPr>
-              <w:pStyle w:val="Normal"/>
-              <w:jc w:val="center"/>
-              <w:pBdr>
-                <w:bottom w:val="none" w:sz="0" w:space="0" w:color="000000"/>
-                <w:top w:val="none" w:sz="0" w:space="0" w:color="000000"/>
-                <w:left w:val="none" w:sz="0" w:space="0" w:color="000000"/>
-                <w:right w:val="none" w:sz="0" w:space="0" w:color="000000"/>
-              </w:pBdr>
-              <w:spacing w:after="40" w:before="40" w:line="240"/>
-              <w:ind w:left="60" w:right="60" w:firstLine="0" w:firstLineChars="0"/>
-              <w:rPr>
-                <w:rFonts w:ascii="Times New Roman" w:hAnsi="Times New Roman" w:eastAsia="Times New Roman" w:cs="Times New Roman"/>
-                <w:i w:val="false"/>
-                <w:b w:val="false"/>
-                <w:u w:val="none"/>
-                <w:strike w:val="false"/>
-                <w:sz w:val="20"/>
-                <w:szCs w:val="20"/>
-                <w:color w:val="000000"/>
-              </w:rPr>
-            </w:pPr>
-            <w:r>
-              <w:rPr>
-                <w:rFonts w:ascii="Times New Roman" w:hAnsi="Times New Roman" w:eastAsia="Times New Roman" w:cs="Times New Roman"/>
-                <w:i w:val="false"/>
-                <w:b w:val="false"/>
-                <w:u w:val="none"/>
-                <w:strike w:val="false"/>
-                <w:sz w:val="20"/>
-                <w:szCs w:val="20"/>
-                <w:color w:val="000000"/>
-              </w:rPr>
-              <w:t xml:space="preserve">1.25***</w:t>
-            </w:r>
-            <w:r>
-              <w:rPr>
-                <w:rFonts w:ascii="Times New Roman" w:hAnsi="Times New Roman" w:eastAsia="Times New Roman" w:cs="Times New Roman"/>
-                <w:i w:val="false"/>
-                <w:b w:val="false"/>
-                <w:u w:val="none"/>
-                <w:strike w:val="false"/>
-                <w:sz w:val="20"/>
-                <w:szCs w:val="20"/>
-                <w:color w:val="000000"/>
-              </w:rPr>
-              <w:br/>
-            </w:r>
-            <w:r>
-              <w:rPr>
-                <w:rFonts w:ascii="Times New Roman" w:hAnsi="Times New Roman" w:eastAsia="Times New Roman" w:cs="Times New Roman"/>
-                <w:i w:val="false"/>
-                <w:b w:val="false"/>
-                <w:u w:val="none"/>
-                <w:strike w:val="false"/>
-                <w:sz w:val="20"/>
-                <w:szCs w:val="20"/>
-                <w:color w:val="000000"/>
-              </w:rPr>
-              <w:t xml:space="preserve">[1.17, 1.34]</w:t>
-            </w:r>
-          </w:p>
-        </w:tc>
-        <w:tc>
-          <w:tcPr>
-            <w:tcBorders>
-              <w:bottom w:val="none" w:sz="0" w:space="0" w:color="000000"/>
-              <w:top w:val="none" w:sz="0" w:space="0" w:color="000000"/>
-              <w:left w:val="none" w:sz="0" w:space="0" w:color="000000"/>
-              <w:right w:val="none" w:sz="0" w:space="0" w:color="000000"/>
-            </w:tcBorders>
-            <w:shd w:val="clear" w:color="auto" w:fill="FFFFFF"/>
-            <w:tcMar>
-              <w:top w:w="0" w:type="dxa"/>
-              <w:bottom w:w="0" w:type="dxa"/>
-              <w:left w:w="0" w:type="dxa"/>
-              <w:right w:w="0" w:type="dxa"/>
-            </w:tcMar>
-            <w:vAlign w:val="center"/>
-          </w:tcPr>
-          <w:p>
-            <w:pPr>
-              <w:pStyle w:val="Normal"/>
-              <w:jc w:val="center"/>
-              <w:pBdr>
-                <w:bottom w:val="none" w:sz="0" w:space="0" w:color="000000"/>
-                <w:top w:val="none" w:sz="0" w:space="0" w:color="000000"/>
-                <w:left w:val="none" w:sz="0" w:space="0" w:color="000000"/>
-                <w:right w:val="none" w:sz="0" w:space="0" w:color="000000"/>
-              </w:pBdr>
-              <w:spacing w:after="40" w:before="40" w:line="240"/>
-              <w:ind w:left="60" w:right="60" w:firstLine="0" w:firstLineChars="0"/>
-              <w:rPr>
-                <w:rFonts w:ascii="Times New Roman" w:hAnsi="Times New Roman" w:eastAsia="Times New Roman" w:cs="Times New Roman"/>
-                <w:i w:val="false"/>
-                <w:b w:val="false"/>
-                <w:u w:val="none"/>
-                <w:strike w:val="false"/>
-                <w:sz w:val="20"/>
-                <w:szCs w:val="20"/>
-                <w:color w:val="000000"/>
-              </w:rPr>
-            </w:pPr>
-            <w:r>
-              <w:rPr>
-                <w:rFonts w:ascii="Times New Roman" w:hAnsi="Times New Roman" w:eastAsia="Times New Roman" w:cs="Times New Roman"/>
-                <w:i w:val="false"/>
-                <w:b w:val="false"/>
-                <w:u w:val="none"/>
-                <w:strike w:val="false"/>
-                <w:sz w:val="20"/>
-                <w:szCs w:val="20"/>
-                <w:color w:val="000000"/>
-              </w:rPr>
-              <w:t xml:space="preserve">N/D</w:t>
-            </w:r>
-          </w:p>
-        </w:tc>
-      </w:tr>
-      <w:tr>
-        <w:trPr>
-          <w:trHeight w:val="360" w:hRule="auto"/>
-        </w:trPr>
-        <w:tc>
-          <w:tcPr>
-            <w:tcBorders>
-              <w:bottom w:val="none" w:sz="0" w:space="0" w:color="000000"/>
-              <w:top w:val="none" w:sz="0" w:space="0" w:color="000000"/>
-              <w:left w:val="none" w:sz="0" w:space="0" w:color="000000"/>
-              <w:right w:val="none" w:sz="0" w:space="0" w:color="000000"/>
-            </w:tcBorders>
-            <w:shd w:val="clear" w:color="auto" w:fill="FFFFFF"/>
-            <w:tcMar>
-              <w:top w:w="0" w:type="dxa"/>
-              <w:bottom w:w="0" w:type="dxa"/>
-              <w:left w:w="0" w:type="dxa"/>
-              <w:right w:w="0" w:type="dxa"/>
-            </w:tcMar>
-            <w:vAlign w:val="center"/>
-          </w:tcPr>
-          <w:p>
-            <w:pPr>
-              <w:pStyle w:val="Normal"/>
-              <w:jc w:val="left"/>
-              <w:pBdr>
-                <w:bottom w:val="none" w:sz="0" w:space="0" w:color="000000"/>
-                <w:top w:val="none" w:sz="0" w:space="0" w:color="000000"/>
-                <w:left w:val="none" w:sz="0" w:space="0" w:color="000000"/>
-                <w:right w:val="none" w:sz="0" w:space="0" w:color="000000"/>
-              </w:pBdr>
-              <w:spacing w:after="40" w:before="40" w:line="240"/>
-              <w:ind w:left="200" w:right="60" w:firstLine="0" w:firstLineChars="0"/>
-              <w:rPr>
-                <w:rFonts w:ascii="Times New Roman" w:hAnsi="Times New Roman" w:eastAsia="Times New Roman" w:cs="Times New Roman"/>
-                <w:i w:val="false"/>
-                <w:b w:val="false"/>
-                <w:u w:val="none"/>
-                <w:strike w:val="false"/>
-                <w:sz w:val="20"/>
-                <w:szCs w:val="20"/>
-                <w:color w:val="000000"/>
-              </w:rPr>
-            </w:pPr>
-            <w:r>
-              <w:rPr>
-                <w:rFonts w:ascii="Times New Roman" w:hAnsi="Times New Roman" w:eastAsia="Times New Roman" w:cs="Times New Roman"/>
-                <w:i w:val="false"/>
-                <w:b w:val="false"/>
-                <w:u w:val="none"/>
-                <w:strike w:val="false"/>
-                <w:sz w:val="20"/>
-                <w:szCs w:val="20"/>
-                <w:color w:val="000000"/>
-              </w:rPr>
-              <w:t xml:space="preserve">Intensidad (pp)</w:t>
-            </w:r>
-          </w:p>
-        </w:tc>
-        <w:tc>
-          <w:tcPr>
-            <w:tcBorders>
-              <w:bottom w:val="none" w:sz="0" w:space="0" w:color="000000"/>
-              <w:top w:val="none" w:sz="0" w:space="0" w:color="000000"/>
-              <w:left w:val="none" w:sz="0" w:space="0" w:color="000000"/>
-              <w:right w:val="none" w:sz="0" w:space="0" w:color="000000"/>
-            </w:tcBorders>
-            <w:shd w:val="clear" w:color="auto" w:fill="FFFFFF"/>
-            <w:tcMar>
-              <w:top w:w="0" w:type="dxa"/>
-              <w:bottom w:w="0" w:type="dxa"/>
-              <w:left w:w="0" w:type="dxa"/>
-              <w:right w:w="0" w:type="dxa"/>
-            </w:tcMar>
-            <w:vAlign w:val="center"/>
-          </w:tcPr>
-          <w:p>
-            <w:pPr>
-              <w:pStyle w:val="Normal"/>
-              <w:jc w:val="center"/>
-              <w:pBdr>
-                <w:bottom w:val="none" w:sz="0" w:space="0" w:color="000000"/>
-                <w:top w:val="none" w:sz="0" w:space="0" w:color="000000"/>
-                <w:left w:val="none" w:sz="0" w:space="0" w:color="000000"/>
-                <w:right w:val="none" w:sz="0" w:space="0" w:color="000000"/>
-              </w:pBdr>
-              <w:spacing w:after="40" w:before="40" w:line="240"/>
-              <w:ind w:left="60" w:right="60" w:firstLine="0" w:firstLineChars="0"/>
-              <w:rPr>
-                <w:rFonts w:ascii="Times New Roman" w:hAnsi="Times New Roman" w:eastAsia="Times New Roman" w:cs="Times New Roman"/>
-                <w:i w:val="false"/>
-                <w:b w:val="false"/>
-                <w:u w:val="none"/>
-                <w:strike w:val="false"/>
-                <w:sz w:val="20"/>
-                <w:szCs w:val="20"/>
-                <w:color w:val="000000"/>
-              </w:rPr>
-            </w:pPr>
-            <w:r>
-              <w:rPr>
-                <w:rFonts w:ascii="Times New Roman" w:hAnsi="Times New Roman" w:eastAsia="Times New Roman" w:cs="Times New Roman"/>
-                <w:i w:val="false"/>
-                <w:b w:val="false"/>
-                <w:u w:val="none"/>
-                <w:strike w:val="false"/>
-                <w:sz w:val="20"/>
-                <w:szCs w:val="20"/>
-                <w:color w:val="000000"/>
-              </w:rPr>
-              <w:t xml:space="preserve">+20.1</w:t>
-            </w:r>
-          </w:p>
-        </w:tc>
-        <w:tc>
-          <w:tcPr>
-            <w:tcBorders>
-              <w:bottom w:val="none" w:sz="0" w:space="0" w:color="000000"/>
-              <w:top w:val="none" w:sz="0" w:space="0" w:color="000000"/>
-              <w:left w:val="none" w:sz="0" w:space="0" w:color="000000"/>
-              <w:right w:val="none" w:sz="0" w:space="0" w:color="000000"/>
-            </w:tcBorders>
-            <w:shd w:val="clear" w:color="auto" w:fill="FFFFFF"/>
-            <w:tcMar>
-              <w:top w:w="0" w:type="dxa"/>
-              <w:bottom w:w="0" w:type="dxa"/>
-              <w:left w:w="0" w:type="dxa"/>
-              <w:right w:w="0" w:type="dxa"/>
-            </w:tcMar>
-            <w:vAlign w:val="center"/>
-          </w:tcPr>
-          <w:p>
-            <w:pPr>
-              <w:pStyle w:val="Normal"/>
-              <w:jc w:val="center"/>
-              <w:pBdr>
-                <w:bottom w:val="none" w:sz="0" w:space="0" w:color="000000"/>
-                <w:top w:val="none" w:sz="0" w:space="0" w:color="000000"/>
-                <w:left w:val="none" w:sz="0" w:space="0" w:color="000000"/>
-                <w:right w:val="none" w:sz="0" w:space="0" w:color="000000"/>
-              </w:pBdr>
-              <w:spacing w:after="40" w:before="40" w:line="240"/>
-              <w:ind w:left="60" w:right="60" w:firstLine="0" w:firstLineChars="0"/>
-              <w:rPr>
-                <w:rFonts w:ascii="Times New Roman" w:hAnsi="Times New Roman" w:eastAsia="Times New Roman" w:cs="Times New Roman"/>
-                <w:i w:val="false"/>
-                <w:b w:val="false"/>
-                <w:u w:val="none"/>
-                <w:strike w:val="false"/>
-                <w:sz w:val="20"/>
-                <w:szCs w:val="20"/>
-                <w:color w:val="000000"/>
-              </w:rPr>
-            </w:pPr>
-            <w:r>
-              <w:rPr>
-                <w:rFonts w:ascii="Times New Roman" w:hAnsi="Times New Roman" w:eastAsia="Times New Roman" w:cs="Times New Roman"/>
-                <w:i w:val="false"/>
-                <w:b w:val="false"/>
-                <w:u w:val="none"/>
-                <w:strike w:val="false"/>
-                <w:sz w:val="20"/>
-                <w:szCs w:val="20"/>
-                <w:color w:val="000000"/>
-              </w:rPr>
-              <w:t xml:space="preserve">N/D</w:t>
-            </w:r>
-          </w:p>
-        </w:tc>
-        <w:tc>
-          <w:tcPr>
-            <w:tcBorders>
-              <w:bottom w:val="none" w:sz="0" w:space="0" w:color="000000"/>
-              <w:top w:val="none" w:sz="0" w:space="0" w:color="000000"/>
-              <w:left w:val="none" w:sz="0" w:space="0" w:color="000000"/>
-              <w:right w:val="none" w:sz="0" w:space="0" w:color="000000"/>
-            </w:tcBorders>
-            <w:shd w:val="clear" w:color="auto" w:fill="FFFFFF"/>
-            <w:tcMar>
-              <w:top w:w="0" w:type="dxa"/>
-              <w:bottom w:w="0" w:type="dxa"/>
-              <w:left w:w="0" w:type="dxa"/>
-              <w:right w:w="0" w:type="dxa"/>
-            </w:tcMar>
-            <w:vAlign w:val="center"/>
-          </w:tcPr>
-          <w:p>
-            <w:pPr>
-              <w:pStyle w:val="Normal"/>
-              <w:jc w:val="center"/>
-              <w:pBdr>
-                <w:bottom w:val="none" w:sz="0" w:space="0" w:color="000000"/>
-                <w:top w:val="none" w:sz="0" w:space="0" w:color="000000"/>
-                <w:left w:val="none" w:sz="0" w:space="0" w:color="000000"/>
-                <w:right w:val="none" w:sz="0" w:space="0" w:color="000000"/>
-              </w:pBdr>
-              <w:spacing w:after="40" w:before="40" w:line="240"/>
-              <w:ind w:left="60" w:right="60" w:firstLine="0" w:firstLineChars="0"/>
-              <w:rPr>
-                <w:rFonts w:ascii="Times New Roman" w:hAnsi="Times New Roman" w:eastAsia="Times New Roman" w:cs="Times New Roman"/>
-                <w:i w:val="false"/>
-                <w:b w:val="false"/>
-                <w:u w:val="none"/>
-                <w:strike w:val="false"/>
-                <w:sz w:val="20"/>
-                <w:szCs w:val="20"/>
-                <w:color w:val="000000"/>
-              </w:rPr>
-            </w:pPr>
-            <w:r>
-              <w:rPr>
-                <w:rFonts w:ascii="Times New Roman" w:hAnsi="Times New Roman" w:eastAsia="Times New Roman" w:cs="Times New Roman"/>
-                <w:i w:val="false"/>
-                <w:b w:val="false"/>
-                <w:u w:val="none"/>
-                <w:strike w:val="false"/>
-                <w:sz w:val="20"/>
-                <w:szCs w:val="20"/>
-                <w:color w:val="000000"/>
-              </w:rPr>
-              <w:t xml:space="preserve">+35.9</w:t>
-            </w:r>
-          </w:p>
-        </w:tc>
-        <w:tc>
-          <w:tcPr>
-            <w:tcBorders>
-              <w:bottom w:val="none" w:sz="0" w:space="0" w:color="000000"/>
-              <w:top w:val="none" w:sz="0" w:space="0" w:color="000000"/>
-              <w:left w:val="none" w:sz="0" w:space="0" w:color="000000"/>
-              <w:right w:val="none" w:sz="0" w:space="0" w:color="000000"/>
-            </w:tcBorders>
-            <w:shd w:val="clear" w:color="auto" w:fill="FFFFFF"/>
-            <w:tcMar>
-              <w:top w:w="0" w:type="dxa"/>
-              <w:bottom w:w="0" w:type="dxa"/>
-              <w:left w:w="0" w:type="dxa"/>
-              <w:right w:w="0" w:type="dxa"/>
-            </w:tcMar>
-            <w:vAlign w:val="center"/>
-          </w:tcPr>
-          <w:p>
-            <w:pPr>
-              <w:pStyle w:val="Normal"/>
-              <w:jc w:val="center"/>
-              <w:pBdr>
-                <w:bottom w:val="none" w:sz="0" w:space="0" w:color="000000"/>
-                <w:top w:val="none" w:sz="0" w:space="0" w:color="000000"/>
-                <w:left w:val="none" w:sz="0" w:space="0" w:color="000000"/>
-                <w:right w:val="none" w:sz="0" w:space="0" w:color="000000"/>
-              </w:pBdr>
-              <w:spacing w:after="40" w:before="40" w:line="240"/>
-              <w:ind w:left="60" w:right="60" w:firstLine="0" w:firstLineChars="0"/>
-              <w:rPr>
-                <w:rFonts w:ascii="Times New Roman" w:hAnsi="Times New Roman" w:eastAsia="Times New Roman" w:cs="Times New Roman"/>
-                <w:i w:val="false"/>
-                <w:b w:val="false"/>
-                <w:u w:val="none"/>
-                <w:strike w:val="false"/>
-                <w:sz w:val="20"/>
-                <w:szCs w:val="20"/>
-                <w:color w:val="000000"/>
-              </w:rPr>
-            </w:pPr>
-            <w:r>
-              <w:rPr>
-                <w:rFonts w:ascii="Times New Roman" w:hAnsi="Times New Roman" w:eastAsia="Times New Roman" w:cs="Times New Roman"/>
-                <w:i w:val="false"/>
-                <w:b w:val="false"/>
-                <w:u w:val="none"/>
-                <w:strike w:val="false"/>
-                <w:sz w:val="20"/>
-                <w:szCs w:val="20"/>
-                <w:color w:val="000000"/>
-              </w:rPr>
-              <w:t xml:space="preserve">N/D</w:t>
-            </w:r>
-          </w:p>
-        </w:tc>
-      </w:tr>
-      <w:tr>
-        <w:trPr>
-          <w:trHeight w:val="360" w:hRule="auto"/>
-        </w:trPr>
-        <w:tc>
-          <w:tcPr>
-            <w:tcBorders>
               <w:bottom w:val="single" w:sz="8" w:space="0" w:color="000000"/>
               <w:top w:val="none" w:sz="0" w:space="0" w:color="000000"/>
               <w:left w:val="none" w:sz="0" w:space="0" w:color="000000"/>
@@ -4016,30 +3341,30 @@
                 <w:right w:val="none" w:sz="0" w:space="0" w:color="000000"/>
               </w:pBdr>
               <w:spacing w:after="40" w:before="40" w:line="240"/>
-              <w:ind w:left="200" w:right="60" w:firstLine="0" w:firstLineChars="0"/>
-              <w:rPr>
-                <w:rFonts w:ascii="Times New Roman" w:hAnsi="Times New Roman" w:eastAsia="Times New Roman" w:cs="Times New Roman"/>
-                <w:i w:val="false"/>
-                <w:b w:val="false"/>
-                <w:u w:val="none"/>
-                <w:strike w:val="false"/>
-                <w:sz w:val="20"/>
-                <w:szCs w:val="20"/>
-                <w:color w:val="000000"/>
-              </w:rPr>
-            </w:pPr>
-            <w:r>
-              <w:rPr>
-                <w:rFonts w:ascii="Times New Roman" w:hAnsi="Times New Roman" w:eastAsia="Times New Roman" w:cs="Times New Roman"/>
-                <w:i w:val="false"/>
-                <w:b w:val="false"/>
-                <w:u w:val="none"/>
-                <w:strike w:val="false"/>
-                <w:sz w:val="20"/>
-                <w:szCs w:val="20"/>
-                <w:color w:val="000000"/>
-              </w:rPr>
-              <w:t xml:space="preserve">Reducción de τ₀₀ (%)</w:t>
+              <w:ind w:left="0" w:right="60" w:firstLine="0" w:firstLineChars="0"/>
+              <w:rPr>
+                <w:rFonts w:ascii="Times New Roman" w:hAnsi="Times New Roman" w:eastAsia="Times New Roman" w:cs="Times New Roman"/>
+                <w:i w:val="false"/>
+                <w:b w:val="false"/>
+                <w:u w:val="none"/>
+                <w:strike w:val="false"/>
+                <w:sz w:val="20"/>
+                <w:szCs w:val="20"/>
+                <w:color w:val="000000"/>
+              </w:rPr>
+            </w:pPr>
+            <w:r>
+              <w:rPr>
+                <w:rFonts w:ascii="Times New Roman" w:hAnsi="Times New Roman" w:eastAsia="Times New Roman" w:cs="Times New Roman"/>
+                <w:i w:val="false"/>
+                <w:b w:val="false"/>
+                <w:u w:val="none"/>
+                <w:strike w:val="false"/>
+                <w:sz w:val="20"/>
+                <w:szCs w:val="20"/>
+                <w:color w:val="000000"/>
+              </w:rPr>
+              <w:t xml:space="preserve">ICC (M0)</w:t>
             </w:r>
           </w:p>
         </w:tc>
@@ -4094,7 +3419,7 @@
                 <w:szCs w:val="20"/>
                 <w:color w:val="000000"/>
               </w:rPr>
-              <w:t xml:space="preserve">33</w:t>
+              <w:t xml:space="preserve">.07</w:t>
             </w:r>
           </w:p>
         </w:tc>
@@ -4149,7 +3474,7 @@
                 <w:szCs w:val="20"/>
                 <w:color w:val="000000"/>
               </w:rPr>
-              <w:t xml:space="preserve">N/D</w:t>
+              <w:t xml:space="preserve">.09</w:t>
             </w:r>
           </w:p>
         </w:tc>
@@ -4204,7 +3529,7 @@
                 <w:szCs w:val="20"/>
                 <w:color w:val="000000"/>
               </w:rPr>
-              <w:t xml:space="preserve">40</w:t>
+              <w:t xml:space="preserve">.08</w:t>
             </w:r>
           </w:p>
         </w:tc>
@@ -4259,7 +3584,7 @@
                 <w:szCs w:val="20"/>
                 <w:color w:val="000000"/>
               </w:rPr>
-              <w:t xml:space="preserve">N/D</w:t>
+              <w:t xml:space="preserve">.13</w:t>
             </w:r>
           </w:p>
         </w:tc>
@@ -4301,7 +3626,7 @@
           <w:szCs w:val="20"/>
           <w:color w:val="000000"/>
         </w:rPr>
-        <w:t xml:space="preserve">Cada variable de escuela se incorpora por separado a M2 (modelos M3). OR con intervalo de confianza de Wald al 95% entre corchetes. Intensidad: diferencia en puntos porcentuales de la probabilidad predicha de esperar votar entre el mínimo y el máximo observados de la variable, con las demás variables en su media y solo efectos fijos. Reducción de τ₀₀ = (τ₀₀ de M2 − τ₀₀ de M3) / τ₀₀ de M2 × 100; un valor negativo indica aumento. gmc = variable centrada en la media general; las tasas y el aprendizaje de la escuela están expresados por cada 10 puntos porcentuales. N/D = variable no disponible en la cohorte.</w:t>
+        <w:t xml:space="preserve">Cada variable de escuela se incorpora por separado a M2 (modelos M3). En cada celda, la primera línea muestra el OR con su intervalo de confianza de Wald al 95% entre corchetes; la segunda, el efecto marginal promedio (AME) en puntos porcentuales con su intervalo de confianza al 95% (método delta) entre corchetes. El AME es el cambio promedio en la probabilidad predicha de esperar votar, calculado solo con efectos fijos (intercepto aleatorio en 0) y promediado sobre los estudiantes del modelo, por unidad de la variable: por punto de la escala de clima y por cada 10 puntos porcentuales en las tasas y el aprendizaje de la escuela. Reducción de τ₀₀ = (τ₀₀ de M2 − τ₀₀ de M3) / τ₀₀ de M2 × 100; un valor negativo indica aumento. ICC = τ₀₀ / (τ₀₀ + π²/3), calculado con el modelo nulo (M0, sin predictores, todos los casos disponibles de la cohorte). gmc = variable centrada en la media general; las tasas y el aprendizaje de la escuela están expresados por cada 10 puntos porcentuales. N/D = variable no disponible en la cohorte.</w:t>
       </w:r>
     </w:p>
     <w:p>
